--- a/lessons/2-3/downloads/reveal/2.6-session-2-practice-form-a.docx
+++ b/lessons/2-3/downloads/reveal/2.6-session-2-practice-form-a.docx
@@ -81,7 +81,7 @@
           <w:sz w:val="19"/>
           <w:szCs w:val="19"/>
         </w:rPr>
-        <w:t xml:space="preserve">Lesson 2-6  ·  Session 2  ·  Practice  ·  Form A</w:t>
+        <w:t xml:space="preserve">Lesson 2-3  ·  Session 2  ·  Practice  ·  Form A</w:t>
       </w:r>
     </w:p>
     <w:p>
@@ -4837,7 +4837,7 @@
               <w:sz w:val="15"/>
               <w:szCs w:val="15"/>
             </w:rPr>
-            <w:t xml:space="preserve">Lesson 2-6  ·  Session 2  ·  Practice Form A</w:t>
+            <w:t xml:space="preserve">Lesson 2-3  ·  Session 2  ·  Practice Form A</w:t>
           </w:r>
         </w:p>
       </w:tc>

--- a/lessons/2-3/downloads/reveal/2.6-session-2-practice-form-a.docx
+++ b/lessons/2-3/downloads/reveal/2.6-session-2-practice-form-a.docx
@@ -15,7 +15,7 @@
         <w:rPr>
           <w:rFonts w:ascii="Avenir Next" w:hAnsi="Avenir Next" w:cs="Avenir Next" w:eastAsia="Avenir Next"/>
           <w:color w:val="1A1A1A"/>
-          <w:sz w:val="20"/>
+          <w:sz w:val="22"/>
           <w:szCs w:val="20"/>
         </w:rPr>
         <w:t xml:space="preserve">Name</w:t>
@@ -33,7 +33,7 @@
         <w:rPr>
           <w:rFonts w:ascii="Avenir Next" w:hAnsi="Avenir Next" w:cs="Avenir Next" w:eastAsia="Avenir Next"/>
           <w:color w:val="1A1A1A"/>
-          <w:sz w:val="20"/>
+          <w:sz w:val="22"/>
           <w:szCs w:val="20"/>
         </w:rPr>
         <w:t xml:space="preserve">   Date</w:t>
@@ -51,7 +51,7 @@
         <w:rPr>
           <w:rFonts w:ascii="Avenir Next" w:hAnsi="Avenir Next" w:cs="Avenir Next" w:eastAsia="Avenir Next"/>
           <w:color w:val="1A1A1A"/>
-          <w:sz w:val="20"/>
+          <w:sz w:val="22"/>
           <w:szCs w:val="20"/>
         </w:rPr>
         <w:t xml:space="preserve">   Period</w:t>
@@ -78,14 +78,15 @@
           <w:caps/>
           <w:color w:val="003A70"/>
           <w:spacing w:val="12"/>
-          <w:sz w:val="19"/>
+          <w:sz w:val="22"/>
           <w:szCs w:val="19"/>
         </w:rPr>
-        <w:t xml:space="preserve">Lesson 2-3  ·  Session 2  ·  Practice  ·  Form A</w:t>
+        <w:t xml:space="preserve">Lesson 2-6  ·  Session 2  ·  Practice  ·  Form A</w:t>
       </w:r>
     </w:p>
     <w:p>
       <w:pPr>
+        <w:pStyle w:val="Heading1"/>
         <w:keepNext/>
         <w:spacing w:before="0" w:after="10" w:line="240" w:lineRule="auto"/>
       </w:pPr>
@@ -111,7 +112,7 @@
         <w:rPr>
           <w:rFonts w:ascii="Avenir Next" w:hAnsi="Avenir Next" w:cs="Avenir Next" w:eastAsia="Avenir Next"/>
           <w:color w:val="5A5F66"/>
-          <w:sz w:val="17"/>
+          <w:sz w:val="22"/>
           <w:szCs w:val="17"/>
         </w:rPr>
         <w:t xml:space="preserve">Learning target — I can compare two distributions using the median and the interquartile range together.</w:t>
@@ -128,7 +129,7 @@
     </w:p>
     <w:p>
       <w:pPr>
-        <w:spacing w:before="0" w:after="0" w:line="60" w:lineRule="auto"/>
+        <w:spacing w:before="0" w:after="0" w:line="50" w:lineRule="exact"/>
       </w:pPr>
     </w:p>
     <w:tbl>
@@ -167,6 +168,7 @@
           </w:tcPr>
           <w:p>
             <w:pPr>
+              <w:pStyle w:val="Heading2"/>
               <w:spacing w:before="0" w:after="40" w:line="264" w:lineRule="auto"/>
             </w:pPr>
             <w:r>
@@ -194,35 +196,35 @@
                 <w:rFonts w:ascii="Avenir Next" w:hAnsi="Avenir Next" w:cs="Avenir Next" w:eastAsia="Avenir Next"/>
                 <w:b/>
                 <w:color w:val="003A70"/>
+                <w:sz w:val="22"/>
+                <w:szCs w:val="18"/>
+              </w:rPr>
+              <w:t xml:space="preserve">•</w:t>
+            </w:r>
+            <w:r>
+              <w:rPr>
+                <w:rFonts w:ascii="Avenir Next" w:hAnsi="Avenir Next" w:cs="Avenir Next" w:eastAsia="Avenir Next"/>
+                <w:color w:val="1A1A1A"/>
                 <w:sz w:val="18"/>
                 <w:szCs w:val="18"/>
               </w:rPr>
-              <w:t xml:space="preserve">•</w:t>
-            </w:r>
-            <w:r>
-              <w:rPr>
-                <w:rFonts w:ascii="Avenir Next" w:hAnsi="Avenir Next" w:cs="Avenir Next" w:eastAsia="Avenir Next"/>
-                <w:color w:val="1A1A1A"/>
-                <w:sz w:val="18"/>
+              <w:tab/>
+            </w:r>
+            <w:r>
+              <w:rPr>
+                <w:rFonts w:ascii="Avenir Next" w:hAnsi="Avenir Next" w:cs="Avenir Next" w:eastAsia="Avenir Next"/>
+                <w:b/>
+                <w:color w:val="1A1A1A"/>
+                <w:sz w:val="22"/>
                 <w:szCs w:val="18"/>
               </w:rPr>
-              <w:tab/>
-            </w:r>
-            <w:r>
-              <w:rPr>
-                <w:rFonts w:ascii="Avenir Next" w:hAnsi="Avenir Next" w:cs="Avenir Next" w:eastAsia="Avenir Next"/>
-                <w:b/>
-                <w:color w:val="1A1A1A"/>
-                <w:sz w:val="18"/>
-                <w:szCs w:val="18"/>
-              </w:rPr>
               <w:t xml:space="preserve">Median</w:t>
             </w:r>
             <w:r>
               <w:rPr>
                 <w:rFonts w:ascii="Avenir Next" w:hAnsi="Avenir Next" w:cs="Avenir Next" w:eastAsia="Avenir Next"/>
                 <w:color w:val="1A1A1A"/>
-                <w:sz w:val="18"/>
+                <w:sz w:val="22"/>
                 <w:szCs w:val="18"/>
               </w:rPr>
               <w:t xml:space="preserve"> = center: which group is typically higher or lower?</w:t>
@@ -241,54 +243,54 @@
                 <w:rFonts w:ascii="Avenir Next" w:hAnsi="Avenir Next" w:cs="Avenir Next" w:eastAsia="Avenir Next"/>
                 <w:b/>
                 <w:color w:val="003A70"/>
+                <w:sz w:val="22"/>
+                <w:szCs w:val="18"/>
+              </w:rPr>
+              <w:t xml:space="preserve">•</w:t>
+            </w:r>
+            <w:r>
+              <w:rPr>
+                <w:rFonts w:ascii="Avenir Next" w:hAnsi="Avenir Next" w:cs="Avenir Next" w:eastAsia="Avenir Next"/>
+                <w:color w:val="1A1A1A"/>
                 <w:sz w:val="18"/>
                 <w:szCs w:val="18"/>
               </w:rPr>
-              <w:t xml:space="preserve">•</w:t>
-            </w:r>
-            <w:r>
-              <w:rPr>
-                <w:rFonts w:ascii="Avenir Next" w:hAnsi="Avenir Next" w:cs="Avenir Next" w:eastAsia="Avenir Next"/>
-                <w:color w:val="1A1A1A"/>
-                <w:sz w:val="18"/>
+              <w:tab/>
+            </w:r>
+            <w:r>
+              <w:rPr>
+                <w:rFonts w:ascii="Avenir Next" w:hAnsi="Avenir Next" w:cs="Avenir Next" w:eastAsia="Avenir Next"/>
+                <w:b/>
+                <w:color w:val="1A1A1A"/>
+                <w:sz w:val="22"/>
                 <w:szCs w:val="18"/>
               </w:rPr>
-              <w:tab/>
-            </w:r>
-            <w:r>
-              <w:rPr>
-                <w:rFonts w:ascii="Avenir Next" w:hAnsi="Avenir Next" w:cs="Avenir Next" w:eastAsia="Avenir Next"/>
-                <w:b/>
-                <w:color w:val="1A1A1A"/>
-                <w:sz w:val="18"/>
+              <w:t xml:space="preserve">IQR</w:t>
+            </w:r>
+            <w:r>
+              <w:rPr>
+                <w:rFonts w:ascii="Avenir Next" w:hAnsi="Avenir Next" w:cs="Avenir Next" w:eastAsia="Avenir Next"/>
+                <w:color w:val="1A1A1A"/>
+                <w:sz w:val="22"/>
                 <w:szCs w:val="18"/>
               </w:rPr>
-              <w:t xml:space="preserve">IQR</w:t>
-            </w:r>
-            <w:r>
-              <w:rPr>
-                <w:rFonts w:ascii="Avenir Next" w:hAnsi="Avenir Next" w:cs="Avenir Next" w:eastAsia="Avenir Next"/>
-                <w:color w:val="1A1A1A"/>
-                <w:sz w:val="18"/>
+              <w:t xml:space="preserve"> = spread: which group is more </w:t>
+            </w:r>
+            <w:r>
+              <w:rPr>
+                <w:rFonts w:ascii="Avenir Next" w:hAnsi="Avenir Next" w:cs="Avenir Next" w:eastAsia="Avenir Next"/>
+                <w:b/>
+                <w:color w:val="1A1A1A"/>
+                <w:sz w:val="22"/>
                 <w:szCs w:val="18"/>
               </w:rPr>
-              <w:t xml:space="preserve"> = spread: which group is more </w:t>
-            </w:r>
-            <w:r>
-              <w:rPr>
-                <w:rFonts w:ascii="Avenir Next" w:hAnsi="Avenir Next" w:cs="Avenir Next" w:eastAsia="Avenir Next"/>
-                <w:b/>
-                <w:color w:val="1A1A1A"/>
-                <w:sz w:val="18"/>
-                <w:szCs w:val="18"/>
-              </w:rPr>
               <w:t xml:space="preserve">consistent</w:t>
             </w:r>
             <w:r>
               <w:rPr>
                 <w:rFonts w:ascii="Avenir Next" w:hAnsi="Avenir Next" w:cs="Avenir Next" w:eastAsia="Avenir Next"/>
                 <w:color w:val="1A1A1A"/>
-                <w:sz w:val="18"/>
+                <w:sz w:val="22"/>
                 <w:szCs w:val="18"/>
               </w:rPr>
               <w:t xml:space="preserve"> (smaller IQR)?</w:t>
@@ -307,44 +309,44 @@
                 <w:rFonts w:ascii="Avenir Next" w:hAnsi="Avenir Next" w:cs="Avenir Next" w:eastAsia="Avenir Next"/>
                 <w:b/>
                 <w:color w:val="003A70"/>
+                <w:sz w:val="22"/>
+                <w:szCs w:val="18"/>
+              </w:rPr>
+              <w:t xml:space="preserve">•</w:t>
+            </w:r>
+            <w:r>
+              <w:rPr>
+                <w:rFonts w:ascii="Avenir Next" w:hAnsi="Avenir Next" w:cs="Avenir Next" w:eastAsia="Avenir Next"/>
+                <w:color w:val="1A1A1A"/>
                 <w:sz w:val="18"/>
                 <w:szCs w:val="18"/>
               </w:rPr>
-              <w:t xml:space="preserve">•</w:t>
-            </w:r>
-            <w:r>
-              <w:rPr>
-                <w:rFonts w:ascii="Avenir Next" w:hAnsi="Avenir Next" w:cs="Avenir Next" w:eastAsia="Avenir Next"/>
-                <w:color w:val="1A1A1A"/>
-                <w:sz w:val="18"/>
+              <w:tab/>
+            </w:r>
+            <w:r>
+              <w:rPr>
+                <w:rFonts w:ascii="Avenir Next" w:hAnsi="Avenir Next" w:cs="Avenir Next" w:eastAsia="Avenir Next"/>
+                <w:color w:val="1A1A1A"/>
+                <w:sz w:val="22"/>
                 <w:szCs w:val="18"/>
               </w:rPr>
-              <w:tab/>
-            </w:r>
-            <w:r>
-              <w:rPr>
-                <w:rFonts w:ascii="Avenir Next" w:hAnsi="Avenir Next" w:cs="Avenir Next" w:eastAsia="Avenir Next"/>
-                <w:color w:val="1A1A1A"/>
-                <w:sz w:val="18"/>
+              <w:t xml:space="preserve">Use </w:t>
+            </w:r>
+            <w:r>
+              <w:rPr>
+                <w:rFonts w:ascii="Avenir Next" w:hAnsi="Avenir Next" w:cs="Avenir Next" w:eastAsia="Avenir Next"/>
+                <w:b/>
+                <w:color w:val="1A1A1A"/>
+                <w:sz w:val="22"/>
                 <w:szCs w:val="18"/>
               </w:rPr>
-              <w:t xml:space="preserve">Use </w:t>
-            </w:r>
-            <w:r>
-              <w:rPr>
-                <w:rFonts w:ascii="Avenir Next" w:hAnsi="Avenir Next" w:cs="Avenir Next" w:eastAsia="Avenir Next"/>
-                <w:b/>
-                <w:color w:val="1A1A1A"/>
-                <w:sz w:val="18"/>
-                <w:szCs w:val="18"/>
-              </w:rPr>
               <w:t xml:space="preserve">both</w:t>
             </w:r>
             <w:r>
               <w:rPr>
                 <w:rFonts w:ascii="Avenir Next" w:hAnsi="Avenir Next" w:cs="Avenir Next" w:eastAsia="Avenir Next"/>
                 <w:color w:val="1A1A1A"/>
-                <w:sz w:val="18"/>
+                <w:sz w:val="22"/>
                 <w:szCs w:val="18"/>
               </w:rPr>
               <w:t xml:space="preserve"> to decide. Ask what is better here: a shorter wait or a higher score?</w:t>
@@ -359,6 +361,7 @@
           </w:tcPr>
           <w:p>
             <w:pPr>
+              <w:pStyle w:val="Heading2"/>
               <w:spacing w:before="0" w:after="40" w:line="264" w:lineRule="auto"/>
             </w:pPr>
             <w:r>
@@ -381,7 +384,7 @@
               <w:rPr>
                 <w:rFonts w:ascii="Avenir Next" w:hAnsi="Avenir Next" w:cs="Avenir Next" w:eastAsia="Avenir Next"/>
                 <w:color w:val="1A1A1A"/>
-                <w:sz w:val="17"/>
+                <w:sz w:val="22"/>
                 <w:szCs w:val="17"/>
               </w:rPr>
               <w:t xml:space="preserve">Line 1: median 8 min, IQR 7. Line 2: median 13 min, IQR 12.</w:t>
@@ -400,25 +403,25 @@
                 <w:rFonts w:ascii="Avenir Next" w:hAnsi="Avenir Next" w:cs="Avenir Next" w:eastAsia="Avenir Next"/>
                 <w:b/>
                 <w:color w:val="003A70"/>
+                <w:sz w:val="22"/>
+                <w:szCs w:val="17"/>
+              </w:rPr>
+              <w:t xml:space="preserve">Step 1</w:t>
+            </w:r>
+            <w:r>
+              <w:rPr>
+                <w:rFonts w:ascii="Avenir Next" w:hAnsi="Avenir Next" w:cs="Avenir Next" w:eastAsia="Avenir Next"/>
+                <w:color w:val="1A1A1A"/>
                 <w:sz w:val="17"/>
                 <w:szCs w:val="17"/>
               </w:rPr>
-              <w:t xml:space="preserve">Step 1</w:t>
-            </w:r>
-            <w:r>
-              <w:rPr>
-                <w:rFonts w:ascii="Avenir Next" w:hAnsi="Avenir Next" w:cs="Avenir Next" w:eastAsia="Avenir Next"/>
-                <w:color w:val="1A1A1A"/>
-                <w:sz w:val="17"/>
-                <w:szCs w:val="17"/>
-              </w:rPr>
               <w:tab/>
             </w:r>
             <w:r>
               <w:rPr>
                 <w:rFonts w:ascii="Avenir Next" w:hAnsi="Avenir Next" w:cs="Avenir Next" w:eastAsia="Avenir Next"/>
                 <w:color w:val="1A1A1A"/>
-                <w:sz w:val="17"/>
+                <w:sz w:val="22"/>
                 <w:szCs w:val="17"/>
               </w:rPr>
               <w:t xml:space="preserve">Center: 13 − 8 = 5, so Line 1 is typically 5 min shorter.</w:t>
@@ -437,25 +440,25 @@
                 <w:rFonts w:ascii="Avenir Next" w:hAnsi="Avenir Next" w:cs="Avenir Next" w:eastAsia="Avenir Next"/>
                 <w:b/>
                 <w:color w:val="003A70"/>
+                <w:sz w:val="22"/>
+                <w:szCs w:val="17"/>
+              </w:rPr>
+              <w:t xml:space="preserve">Step 2</w:t>
+            </w:r>
+            <w:r>
+              <w:rPr>
+                <w:rFonts w:ascii="Avenir Next" w:hAnsi="Avenir Next" w:cs="Avenir Next" w:eastAsia="Avenir Next"/>
+                <w:color w:val="1A1A1A"/>
                 <w:sz w:val="17"/>
                 <w:szCs w:val="17"/>
               </w:rPr>
-              <w:t xml:space="preserve">Step 2</w:t>
-            </w:r>
-            <w:r>
-              <w:rPr>
-                <w:rFonts w:ascii="Avenir Next" w:hAnsi="Avenir Next" w:cs="Avenir Next" w:eastAsia="Avenir Next"/>
-                <w:color w:val="1A1A1A"/>
-                <w:sz w:val="17"/>
-                <w:szCs w:val="17"/>
-              </w:rPr>
               <w:tab/>
             </w:r>
             <w:r>
               <w:rPr>
                 <w:rFonts w:ascii="Avenir Next" w:hAnsi="Avenir Next" w:cs="Avenir Next" w:eastAsia="Avenir Next"/>
                 <w:color w:val="1A1A1A"/>
-                <w:sz w:val="17"/>
+                <w:sz w:val="22"/>
                 <w:szCs w:val="17"/>
               </w:rPr>
               <w:t xml:space="preserve">Spread: 7 &lt; 12, so Line 1 is steadier.</w:t>
@@ -474,18 +477,18 @@
                 <w:rFonts w:ascii="Avenir Next" w:hAnsi="Avenir Next" w:cs="Avenir Next" w:eastAsia="Avenir Next"/>
                 <w:b/>
                 <w:color w:val="1A1A1A"/>
+                <w:sz w:val="22"/>
+                <w:szCs w:val="17"/>
+              </w:rPr>
+              <w:t xml:space="preserve">Answer</w:t>
+            </w:r>
+            <w:r>
+              <w:rPr>
+                <w:rFonts w:ascii="Avenir Next" w:hAnsi="Avenir Next" w:cs="Avenir Next" w:eastAsia="Avenir Next"/>
+                <w:color w:val="1A1A1A"/>
                 <w:sz w:val="17"/>
                 <w:szCs w:val="17"/>
               </w:rPr>
-              <w:t xml:space="preserve">Answer</w:t>
-            </w:r>
-            <w:r>
-              <w:rPr>
-                <w:rFonts w:ascii="Avenir Next" w:hAnsi="Avenir Next" w:cs="Avenir Next" w:eastAsia="Avenir Next"/>
-                <w:color w:val="1A1A1A"/>
-                <w:sz w:val="17"/>
-                <w:szCs w:val="17"/>
-              </w:rPr>
               <w:tab/>
             </w:r>
             <w:r>
@@ -493,7 +496,7 @@
                 <w:rFonts w:ascii="Avenir Next" w:hAnsi="Avenir Next" w:cs="Avenir Next" w:eastAsia="Avenir Next"/>
                 <w:b/>
                 <w:color w:val="1A1A1A"/>
-                <w:sz w:val="17"/>
+                <w:sz w:val="22"/>
                 <w:szCs w:val="17"/>
               </w:rPr>
               <w:t xml:space="preserve">Join Line 1: shorter and steadier</w:t>
@@ -522,7 +525,7 @@
           <w:rFonts w:ascii="Avenir Next" w:hAnsi="Avenir Next" w:cs="Avenir Next" w:eastAsia="Avenir Next"/>
           <w:b/>
           <w:color w:val="1A1A1A"/>
-          <w:sz w:val="17"/>
+          <w:sz w:val="22"/>
           <w:szCs w:val="17"/>
         </w:rPr>
         <w:t xml:space="preserve">center</w:t>
@@ -532,7 +535,7 @@
           <w:rFonts w:ascii="Avenir Next" w:hAnsi="Avenir Next" w:cs="Avenir Next" w:eastAsia="Avenir Next"/>
           <w:i/>
           <w:color w:val="5A5F66"/>
-          <w:sz w:val="17"/>
+          <w:sz w:val="22"/>
           <w:szCs w:val="17"/>
         </w:rPr>
         <w:t xml:space="preserve"> (centro)</w:t>
@@ -541,7 +544,7 @@
         <w:rPr>
           <w:rFonts w:ascii="Avenir Next" w:hAnsi="Avenir Next" w:cs="Avenir Next" w:eastAsia="Avenir Next"/>
           <w:color w:val="5A5F66"/>
-          <w:sz w:val="17"/>
+          <w:sz w:val="22"/>
           <w:szCs w:val="17"/>
         </w:rPr>
         <w:t xml:space="preserve">   ·   </w:t>
@@ -551,7 +554,7 @@
           <w:rFonts w:ascii="Avenir Next" w:hAnsi="Avenir Next" w:cs="Avenir Next" w:eastAsia="Avenir Next"/>
           <w:b/>
           <w:color w:val="1A1A1A"/>
-          <w:sz w:val="17"/>
+          <w:sz w:val="22"/>
           <w:szCs w:val="17"/>
         </w:rPr>
         <w:t xml:space="preserve">spread</w:t>
@@ -561,7 +564,7 @@
           <w:rFonts w:ascii="Avenir Next" w:hAnsi="Avenir Next" w:cs="Avenir Next" w:eastAsia="Avenir Next"/>
           <w:i/>
           <w:color w:val="5A5F66"/>
-          <w:sz w:val="17"/>
+          <w:sz w:val="22"/>
           <w:szCs w:val="17"/>
         </w:rPr>
         <w:t xml:space="preserve"> (dispersión)</w:t>
@@ -570,7 +573,7 @@
         <w:rPr>
           <w:rFonts w:ascii="Avenir Next" w:hAnsi="Avenir Next" w:cs="Avenir Next" w:eastAsia="Avenir Next"/>
           <w:color w:val="5A5F66"/>
-          <w:sz w:val="17"/>
+          <w:sz w:val="22"/>
           <w:szCs w:val="17"/>
         </w:rPr>
         <w:t xml:space="preserve">   ·   </w:t>
@@ -580,7 +583,7 @@
           <w:rFonts w:ascii="Avenir Next" w:hAnsi="Avenir Next" w:cs="Avenir Next" w:eastAsia="Avenir Next"/>
           <w:b/>
           <w:color w:val="1A1A1A"/>
-          <w:sz w:val="17"/>
+          <w:sz w:val="22"/>
           <w:szCs w:val="17"/>
         </w:rPr>
         <w:t xml:space="preserve">distribution</w:t>
@@ -590,7 +593,7 @@
           <w:rFonts w:ascii="Avenir Next" w:hAnsi="Avenir Next" w:cs="Avenir Next" w:eastAsia="Avenir Next"/>
           <w:i/>
           <w:color w:val="5A5F66"/>
-          <w:sz w:val="17"/>
+          <w:sz w:val="22"/>
           <w:szCs w:val="17"/>
         </w:rPr>
         <w:t xml:space="preserve"> (distribución)</w:t>
@@ -598,6 +601,7 @@
     </w:p>
     <w:p>
       <w:pPr>
+        <w:pStyle w:val="Heading2"/>
         <w:keepNext/>
         <w:pBdr>
           <w:bottom w:val="single" w:sz="8" w:space="3" w:color="003A70"/>
@@ -613,7 +617,7 @@
           <w:b/>
           <w:color w:val="003A70"/>
           <w:spacing w:val="14"/>
-          <w:sz w:val="19"/>
+          <w:sz w:val="22"/>
           <w:szCs w:val="19"/>
         </w:rPr>
         <w:t xml:space="preserve">PRACTICE</w:t>
@@ -632,7 +636,7 @@
           <w:rFonts w:ascii="Avenir Next" w:hAnsi="Avenir Next" w:cs="Avenir Next" w:eastAsia="Avenir Next"/>
           <w:i/>
           <w:color w:val="5A5F66"/>
-          <w:sz w:val="17"/>
+          <w:sz w:val="22"/>
           <w:szCs w:val="17"/>
         </w:rPr>
         <w:t xml:space="preserve">show your work · label units</w:t>
@@ -640,7 +644,7 @@
     </w:p>
     <w:p>
       <w:pPr>
-        <w:spacing w:before="0" w:after="0" w:line="20" w:lineRule="exact"/>
+        <w:spacing w:before="0" w:after="0" w:line="50" w:lineRule="exact"/>
       </w:pPr>
     </w:p>
     <w:tbl>
@@ -690,35 +694,35 @@
                 <w:rFonts w:ascii="Avenir Next" w:hAnsi="Avenir Next" w:cs="Avenir Next" w:eastAsia="Avenir Next"/>
                 <w:b/>
                 <w:color w:val="1A1A1A"/>
+                <w:sz w:val="22"/>
+                <w:szCs w:val="20"/>
+              </w:rPr>
+              <w:t xml:space="preserve">1.</w:t>
+            </w:r>
+            <w:r>
+              <w:rPr>
+                <w:rFonts w:ascii="Avenir Next" w:hAnsi="Avenir Next" w:cs="Avenir Next" w:eastAsia="Avenir Next"/>
+                <w:color w:val="1A1A1A"/>
                 <w:sz w:val="20"/>
                 <w:szCs w:val="20"/>
               </w:rPr>
-              <w:t xml:space="preserve">1.</w:t>
-            </w:r>
-            <w:r>
-              <w:rPr>
-                <w:rFonts w:ascii="Avenir Next" w:hAnsi="Avenir Next" w:cs="Avenir Next" w:eastAsia="Avenir Next"/>
-                <w:color w:val="1A1A1A"/>
-                <w:sz w:val="20"/>
+              <w:tab/>
+            </w:r>
+            <w:r>
+              <w:rPr>
+                <w:rFonts w:ascii="Avenir Next" w:hAnsi="Avenir Next" w:cs="Avenir Next" w:eastAsia="Avenir Next"/>
+                <w:b/>
+                <w:color w:val="1A1A1A"/>
+                <w:sz w:val="22"/>
                 <w:szCs w:val="20"/>
               </w:rPr>
-              <w:tab/>
-            </w:r>
-            <w:r>
-              <w:rPr>
-                <w:rFonts w:ascii="Avenir Next" w:hAnsi="Avenir Next" w:cs="Avenir Next" w:eastAsia="Avenir Next"/>
-                <w:b/>
-                <w:color w:val="1A1A1A"/>
-                <w:sz w:val="20"/>
-                <w:szCs w:val="20"/>
-              </w:rPr>
               <w:t xml:space="preserve">Two Lunch Lines.</w:t>
             </w:r>
             <w:r>
               <w:rPr>
                 <w:rFonts w:ascii="Avenir Next" w:hAnsi="Avenir Next" w:cs="Avenir Next" w:eastAsia="Avenir Next"/>
                 <w:color w:val="1A1A1A"/>
-                <w:sz w:val="20"/>
+                <w:sz w:val="22"/>
                 <w:szCs w:val="20"/>
               </w:rPr>
               <w:t xml:space="preserve">  Wait times (min). Line 1: 3, 5, 7, 8, 10, 12, 15. Line 2: 2, 4, 11, 13, 14, 16, 20.</w:t>
@@ -735,7 +739,7 @@
                 <w:rFonts w:ascii="Avenir Next" w:hAnsi="Avenir Next" w:cs="Avenir Next" w:eastAsia="Avenir Next"/>
                 <w:b/>
                 <w:color w:val="003A70"/>
-                <w:sz w:val="17"/>
+                <w:sz w:val="22"/>
                 <w:szCs w:val="17"/>
               </w:rPr>
               <w:t xml:space="preserve">Hint  </w:t>
@@ -745,7 +749,7 @@
                 <w:rFonts w:ascii="Avenir Next" w:hAnsi="Avenir Next" w:cs="Avenir Next" w:eastAsia="Avenir Next"/>
                 <w:i/>
                 <w:color w:val="5A5F66"/>
-                <w:sz w:val="17"/>
+                <w:sz w:val="22"/>
                 <w:szCs w:val="17"/>
               </w:rPr>
               <w:t xml:space="preserve">Lower median = shorter wait. Smaller IQR = steadier.</w:t>
@@ -784,6 +788,7 @@
               <w:trPr>
                 <w:cantSplit/>
                 <w:trHeight w:val="400" w:hRule="atLeast"/>
+                <w:tblHeader/>
               </w:trPr>
               <w:tc>
                 <w:tcPr>
@@ -792,7 +797,7 @@
                 </w:tcPr>
                 <w:p>
                   <w:pPr>
-                    <w:spacing w:before="0" w:after="0" w:line="240" w:lineRule="auto"/>
+                    <w:spacing w:before="0" w:after="0" w:line="50" w:lineRule="exact"/>
                   </w:pPr>
                 </w:p>
               </w:tc>
@@ -812,7 +817,7 @@
                       <w:rFonts w:ascii="Avenir Next" w:hAnsi="Avenir Next" w:cs="Avenir Next" w:eastAsia="Avenir Next"/>
                       <w:b/>
                       <w:color w:val="1A1A1A"/>
-                      <w:sz w:val="19"/>
+                      <w:sz w:val="22"/>
                       <w:szCs w:val="19"/>
                     </w:rPr>
                     <w:t xml:space="preserve">Median</w:t>
@@ -835,7 +840,7 @@
                       <w:rFonts w:ascii="Avenir Next" w:hAnsi="Avenir Next" w:cs="Avenir Next" w:eastAsia="Avenir Next"/>
                       <w:b/>
                       <w:color w:val="1A1A1A"/>
-                      <w:sz w:val="19"/>
+                      <w:sz w:val="22"/>
                       <w:szCs w:val="19"/>
                     </w:rPr>
                     <w:t xml:space="preserve">Q1</w:t>
@@ -858,7 +863,7 @@
                       <w:rFonts w:ascii="Avenir Next" w:hAnsi="Avenir Next" w:cs="Avenir Next" w:eastAsia="Avenir Next"/>
                       <w:b/>
                       <w:color w:val="1A1A1A"/>
-                      <w:sz w:val="19"/>
+                      <w:sz w:val="22"/>
                       <w:szCs w:val="19"/>
                     </w:rPr>
                     <w:t xml:space="preserve">Q3</w:t>
@@ -881,7 +886,7 @@
                       <w:rFonts w:ascii="Avenir Next" w:hAnsi="Avenir Next" w:cs="Avenir Next" w:eastAsia="Avenir Next"/>
                       <w:b/>
                       <w:color w:val="1A1A1A"/>
-                      <w:sz w:val="19"/>
+                      <w:sz w:val="22"/>
                       <w:szCs w:val="19"/>
                     </w:rPr>
                     <w:t xml:space="preserve">IQR</w:t>
@@ -910,7 +915,7 @@
                       <w:rFonts w:ascii="Avenir Next" w:hAnsi="Avenir Next" w:cs="Avenir Next" w:eastAsia="Avenir Next"/>
                       <w:b/>
                       <w:color w:val="1A1A1A"/>
-                      <w:sz w:val="19"/>
+                      <w:sz w:val="22"/>
                       <w:szCs w:val="19"/>
                     </w:rPr>
                     <w:t xml:space="preserve">Line 1</w:t>
@@ -924,7 +929,7 @@
                 </w:tcPr>
                 <w:p>
                   <w:pPr>
-                    <w:spacing w:before="0" w:after="0" w:line="240" w:lineRule="auto"/>
+                    <w:spacing w:before="0" w:after="0" w:line="50" w:lineRule="exact"/>
                   </w:pPr>
                 </w:p>
               </w:tc>
@@ -935,7 +940,7 @@
                 </w:tcPr>
                 <w:p>
                   <w:pPr>
-                    <w:spacing w:before="0" w:after="0" w:line="240" w:lineRule="auto"/>
+                    <w:spacing w:before="0" w:after="0" w:line="50" w:lineRule="exact"/>
                   </w:pPr>
                 </w:p>
               </w:tc>
@@ -946,7 +951,7 @@
                 </w:tcPr>
                 <w:p>
                   <w:pPr>
-                    <w:spacing w:before="0" w:after="0" w:line="240" w:lineRule="auto"/>
+                    <w:spacing w:before="0" w:after="0" w:line="50" w:lineRule="exact"/>
                   </w:pPr>
                 </w:p>
               </w:tc>
@@ -957,7 +962,7 @@
                 </w:tcPr>
                 <w:p>
                   <w:pPr>
-                    <w:spacing w:before="0" w:after="0" w:line="240" w:lineRule="auto"/>
+                    <w:spacing w:before="0" w:after="0" w:line="50" w:lineRule="exact"/>
                   </w:pPr>
                 </w:p>
               </w:tc>
@@ -983,7 +988,7 @@
                       <w:rFonts w:ascii="Avenir Next" w:hAnsi="Avenir Next" w:cs="Avenir Next" w:eastAsia="Avenir Next"/>
                       <w:b/>
                       <w:color w:val="1A1A1A"/>
-                      <w:sz w:val="19"/>
+                      <w:sz w:val="22"/>
                       <w:szCs w:val="19"/>
                     </w:rPr>
                     <w:t xml:space="preserve">Line 2</w:t>
@@ -997,7 +1002,7 @@
                 </w:tcPr>
                 <w:p>
                   <w:pPr>
-                    <w:spacing w:before="0" w:after="0" w:line="240" w:lineRule="auto"/>
+                    <w:spacing w:before="0" w:after="0" w:line="50" w:lineRule="exact"/>
                   </w:pPr>
                 </w:p>
               </w:tc>
@@ -1008,7 +1013,7 @@
                 </w:tcPr>
                 <w:p>
                   <w:pPr>
-                    <w:spacing w:before="0" w:after="0" w:line="240" w:lineRule="auto"/>
+                    <w:spacing w:before="0" w:after="0" w:line="50" w:lineRule="exact"/>
                   </w:pPr>
                 </w:p>
               </w:tc>
@@ -1019,7 +1024,7 @@
                 </w:tcPr>
                 <w:p>
                   <w:pPr>
-                    <w:spacing w:before="0" w:after="0" w:line="240" w:lineRule="auto"/>
+                    <w:spacing w:before="0" w:after="0" w:line="50" w:lineRule="exact"/>
                   </w:pPr>
                 </w:p>
               </w:tc>
@@ -1030,7 +1035,7 @@
                 </w:tcPr>
                 <w:p>
                   <w:pPr>
-                    <w:spacing w:before="0" w:after="0" w:line="240" w:lineRule="auto"/>
+                    <w:spacing w:before="0" w:after="0" w:line="50" w:lineRule="exact"/>
                   </w:pPr>
                 </w:p>
               </w:tc>
@@ -1049,7 +1054,7 @@
                 <w:rFonts w:ascii="Avenir Next" w:hAnsi="Avenir Next" w:cs="Avenir Next" w:eastAsia="Avenir Next"/>
                 <w:b/>
                 <w:color w:val="1A1A1A"/>
-                <w:sz w:val="18"/>
+                <w:sz w:val="22"/>
                 <w:szCs w:val="18"/>
               </w:rPr>
               <w:t xml:space="preserve">Which to join</w:t>
@@ -1069,12 +1074,12 @@
     </w:tbl>
     <w:p>
       <w:pPr>
-        <w:spacing w:before="0" w:after="0" w:line="20" w:lineRule="exact"/>
+        <w:spacing w:before="0" w:after="0" w:line="50" w:lineRule="exact"/>
       </w:pPr>
     </w:p>
     <w:p>
       <w:pPr>
-        <w:spacing w:before="0" w:after="0" w:line="20" w:lineRule="exact"/>
+        <w:spacing w:before="0" w:after="0" w:line="50" w:lineRule="exact"/>
       </w:pPr>
     </w:p>
     <w:tbl>
@@ -1124,35 +1129,35 @@
                 <w:rFonts w:ascii="Avenir Next" w:hAnsi="Avenir Next" w:cs="Avenir Next" w:eastAsia="Avenir Next"/>
                 <w:b/>
                 <w:color w:val="1A1A1A"/>
+                <w:sz w:val="22"/>
+                <w:szCs w:val="20"/>
+              </w:rPr>
+              <w:t xml:space="preserve">2.</w:t>
+            </w:r>
+            <w:r>
+              <w:rPr>
+                <w:rFonts w:ascii="Avenir Next" w:hAnsi="Avenir Next" w:cs="Avenir Next" w:eastAsia="Avenir Next"/>
+                <w:color w:val="1A1A1A"/>
                 <w:sz w:val="20"/>
                 <w:szCs w:val="20"/>
               </w:rPr>
-              <w:t xml:space="preserve">2.</w:t>
-            </w:r>
-            <w:r>
-              <w:rPr>
-                <w:rFonts w:ascii="Avenir Next" w:hAnsi="Avenir Next" w:cs="Avenir Next" w:eastAsia="Avenir Next"/>
-                <w:color w:val="1A1A1A"/>
-                <w:sz w:val="20"/>
+              <w:tab/>
+            </w:r>
+            <w:r>
+              <w:rPr>
+                <w:rFonts w:ascii="Avenir Next" w:hAnsi="Avenir Next" w:cs="Avenir Next" w:eastAsia="Avenir Next"/>
+                <w:b/>
+                <w:color w:val="1A1A1A"/>
+                <w:sz w:val="22"/>
                 <w:szCs w:val="20"/>
               </w:rPr>
-              <w:tab/>
-            </w:r>
-            <w:r>
-              <w:rPr>
-                <w:rFonts w:ascii="Avenir Next" w:hAnsi="Avenir Next" w:cs="Avenir Next" w:eastAsia="Avenir Next"/>
-                <w:b/>
-                <w:color w:val="1A1A1A"/>
-                <w:sz w:val="20"/>
-                <w:szCs w:val="20"/>
-              </w:rPr>
               <w:t xml:space="preserve">Two Carrot Plots.</w:t>
             </w:r>
             <w:r>
               <w:rPr>
                 <w:rFonts w:ascii="Avenir Next" w:hAnsi="Avenir Next" w:cs="Avenir Next" w:eastAsia="Avenir Next"/>
                 <w:color w:val="1A1A1A"/>
-                <w:sz w:val="20"/>
+                <w:sz w:val="22"/>
                 <w:szCs w:val="20"/>
               </w:rPr>
               <w:t xml:space="preserve">  Plot A lengths (cm): 10, 12, 14, 15, 16, 17, 19. Plot B: 5, 11, 14, 15, 20, 23, 27.</w:t>
@@ -1209,25 +1214,25 @@
                       <w:rFonts w:ascii="Avenir Next" w:hAnsi="Avenir Next" w:cs="Avenir Next" w:eastAsia="Avenir Next"/>
                       <w:b/>
                       <w:color w:val="003A70"/>
+                      <w:sz w:val="22"/>
+                      <w:szCs w:val="20"/>
+                    </w:rPr>
+                    <w:t xml:space="preserve">a.</w:t>
+                  </w:r>
+                  <w:r>
+                    <w:rPr>
+                      <w:rFonts w:ascii="Avenir Next" w:hAnsi="Avenir Next" w:cs="Avenir Next" w:eastAsia="Avenir Next"/>
+                      <w:color w:val="1A1A1A"/>
                       <w:sz w:val="20"/>
                       <w:szCs w:val="20"/>
                     </w:rPr>
-                    <w:t xml:space="preserve">a.</w:t>
-                  </w:r>
-                  <w:r>
-                    <w:rPr>
-                      <w:rFonts w:ascii="Avenir Next" w:hAnsi="Avenir Next" w:cs="Avenir Next" w:eastAsia="Avenir Next"/>
-                      <w:color w:val="1A1A1A"/>
-                      <w:sz w:val="20"/>
-                      <w:szCs w:val="20"/>
-                    </w:rPr>
                     <w:tab/>
                   </w:r>
                   <w:r>
                     <w:rPr>
                       <w:rFonts w:ascii="Avenir Next" w:hAnsi="Avenir Next" w:cs="Avenir Next" w:eastAsia="Avenir Next"/>
                       <w:color w:val="1A1A1A"/>
-                      <w:sz w:val="20"/>
+                      <w:sz w:val="22"/>
                       <w:szCs w:val="20"/>
                     </w:rPr>
                     <w:t xml:space="preserve">Median A:</w:t>
@@ -1271,25 +1276,25 @@
                       <w:rFonts w:ascii="Avenir Next" w:hAnsi="Avenir Next" w:cs="Avenir Next" w:eastAsia="Avenir Next"/>
                       <w:b/>
                       <w:color w:val="003A70"/>
+                      <w:sz w:val="22"/>
+                      <w:szCs w:val="20"/>
+                    </w:rPr>
+                    <w:t xml:space="preserve">b.</w:t>
+                  </w:r>
+                  <w:r>
+                    <w:rPr>
+                      <w:rFonts w:ascii="Avenir Next" w:hAnsi="Avenir Next" w:cs="Avenir Next" w:eastAsia="Avenir Next"/>
+                      <w:color w:val="1A1A1A"/>
                       <w:sz w:val="20"/>
                       <w:szCs w:val="20"/>
                     </w:rPr>
-                    <w:t xml:space="preserve">b.</w:t>
-                  </w:r>
-                  <w:r>
-                    <w:rPr>
-                      <w:rFonts w:ascii="Avenir Next" w:hAnsi="Avenir Next" w:cs="Avenir Next" w:eastAsia="Avenir Next"/>
-                      <w:color w:val="1A1A1A"/>
-                      <w:sz w:val="20"/>
-                      <w:szCs w:val="20"/>
-                    </w:rPr>
                     <w:tab/>
                   </w:r>
                   <w:r>
                     <w:rPr>
                       <w:rFonts w:ascii="Avenir Next" w:hAnsi="Avenir Next" w:cs="Avenir Next" w:eastAsia="Avenir Next"/>
                       <w:color w:val="1A1A1A"/>
-                      <w:sz w:val="20"/>
+                      <w:sz w:val="22"/>
                       <w:szCs w:val="20"/>
                     </w:rPr>
                     <w:t xml:space="preserve">IQR A:</w:t>
@@ -1333,25 +1338,25 @@
                       <w:rFonts w:ascii="Avenir Next" w:hAnsi="Avenir Next" w:cs="Avenir Next" w:eastAsia="Avenir Next"/>
                       <w:b/>
                       <w:color w:val="003A70"/>
+                      <w:sz w:val="22"/>
+                      <w:szCs w:val="20"/>
+                    </w:rPr>
+                    <w:t xml:space="preserve">c.</w:t>
+                  </w:r>
+                  <w:r>
+                    <w:rPr>
+                      <w:rFonts w:ascii="Avenir Next" w:hAnsi="Avenir Next" w:cs="Avenir Next" w:eastAsia="Avenir Next"/>
+                      <w:color w:val="1A1A1A"/>
                       <w:sz w:val="20"/>
                       <w:szCs w:val="20"/>
                     </w:rPr>
-                    <w:t xml:space="preserve">c.</w:t>
-                  </w:r>
-                  <w:r>
-                    <w:rPr>
-                      <w:rFonts w:ascii="Avenir Next" w:hAnsi="Avenir Next" w:cs="Avenir Next" w:eastAsia="Avenir Next"/>
-                      <w:color w:val="1A1A1A"/>
-                      <w:sz w:val="20"/>
-                      <w:szCs w:val="20"/>
-                    </w:rPr>
                     <w:tab/>
                   </w:r>
                   <w:r>
                     <w:rPr>
                       <w:rFonts w:ascii="Avenir Next" w:hAnsi="Avenir Next" w:cs="Avenir Next" w:eastAsia="Avenir Next"/>
                       <w:color w:val="1A1A1A"/>
-                      <w:sz w:val="20"/>
+                      <w:sz w:val="22"/>
                       <w:szCs w:val="20"/>
                     </w:rPr>
                     <w:t xml:space="preserve">Median B:</w:t>
@@ -1395,25 +1400,25 @@
                       <w:rFonts w:ascii="Avenir Next" w:hAnsi="Avenir Next" w:cs="Avenir Next" w:eastAsia="Avenir Next"/>
                       <w:b/>
                       <w:color w:val="003A70"/>
+                      <w:sz w:val="22"/>
+                      <w:szCs w:val="20"/>
+                    </w:rPr>
+                    <w:t xml:space="preserve">d.</w:t>
+                  </w:r>
+                  <w:r>
+                    <w:rPr>
+                      <w:rFonts w:ascii="Avenir Next" w:hAnsi="Avenir Next" w:cs="Avenir Next" w:eastAsia="Avenir Next"/>
+                      <w:color w:val="1A1A1A"/>
                       <w:sz w:val="20"/>
                       <w:szCs w:val="20"/>
                     </w:rPr>
-                    <w:t xml:space="preserve">d.</w:t>
-                  </w:r>
-                  <w:r>
-                    <w:rPr>
-                      <w:rFonts w:ascii="Avenir Next" w:hAnsi="Avenir Next" w:cs="Avenir Next" w:eastAsia="Avenir Next"/>
-                      <w:color w:val="1A1A1A"/>
-                      <w:sz w:val="20"/>
-                      <w:szCs w:val="20"/>
-                    </w:rPr>
                     <w:tab/>
                   </w:r>
                   <w:r>
                     <w:rPr>
                       <w:rFonts w:ascii="Avenir Next" w:hAnsi="Avenir Next" w:cs="Avenir Next" w:eastAsia="Avenir Next"/>
                       <w:color w:val="1A1A1A"/>
-                      <w:sz w:val="20"/>
+                      <w:sz w:val="22"/>
                       <w:szCs w:val="20"/>
                     </w:rPr>
                     <w:t xml:space="preserve">IQR B:</w:t>
@@ -1443,7 +1448,7 @@
           </w:tbl>
           <w:p>
             <w:pPr>
-              <w:spacing w:before="0" w:after="0" w:line="24" w:lineRule="auto"/>
+              <w:spacing w:before="0" w:after="0" w:line="50" w:lineRule="exact"/>
             </w:pPr>
           </w:p>
         </w:tc>
@@ -1451,12 +1456,12 @@
     </w:tbl>
     <w:p>
       <w:pPr>
-        <w:spacing w:before="0" w:after="0" w:line="20" w:lineRule="exact"/>
+        <w:spacing w:before="0" w:after="0" w:line="50" w:lineRule="exact"/>
       </w:pPr>
     </w:p>
     <w:p>
       <w:pPr>
-        <w:spacing w:before="0" w:after="0" w:line="20" w:lineRule="exact"/>
+        <w:spacing w:before="0" w:after="0" w:line="50" w:lineRule="exact"/>
       </w:pPr>
     </w:p>
     <w:tbl>
@@ -1507,35 +1512,35 @@
                 <w:rFonts w:ascii="Avenir Next" w:hAnsi="Avenir Next" w:cs="Avenir Next" w:eastAsia="Avenir Next"/>
                 <w:b/>
                 <w:color w:val="1A1A1A"/>
+                <w:sz w:val="22"/>
+                <w:szCs w:val="20"/>
+              </w:rPr>
+              <w:t xml:space="preserve">3.</w:t>
+            </w:r>
+            <w:r>
+              <w:rPr>
+                <w:rFonts w:ascii="Avenir Next" w:hAnsi="Avenir Next" w:cs="Avenir Next" w:eastAsia="Avenir Next"/>
+                <w:color w:val="1A1A1A"/>
                 <w:sz w:val="20"/>
                 <w:szCs w:val="20"/>
               </w:rPr>
-              <w:t xml:space="preserve">3.</w:t>
-            </w:r>
-            <w:r>
-              <w:rPr>
-                <w:rFonts w:ascii="Avenir Next" w:hAnsi="Avenir Next" w:cs="Avenir Next" w:eastAsia="Avenir Next"/>
-                <w:color w:val="1A1A1A"/>
-                <w:sz w:val="20"/>
+              <w:tab/>
+            </w:r>
+            <w:r>
+              <w:rPr>
+                <w:rFonts w:ascii="Avenir Next" w:hAnsi="Avenir Next" w:cs="Avenir Next" w:eastAsia="Avenir Next"/>
+                <w:b/>
+                <w:color w:val="1A1A1A"/>
+                <w:sz w:val="22"/>
                 <w:szCs w:val="20"/>
               </w:rPr>
-              <w:tab/>
-            </w:r>
-            <w:r>
-              <w:rPr>
-                <w:rFonts w:ascii="Avenir Next" w:hAnsi="Avenir Next" w:cs="Avenir Next" w:eastAsia="Avenir Next"/>
-                <w:b/>
-                <w:color w:val="1A1A1A"/>
-                <w:sz w:val="20"/>
-                <w:szCs w:val="20"/>
-              </w:rPr>
               <w:t xml:space="preserve">Two Months.</w:t>
             </w:r>
             <w:r>
               <w:rPr>
                 <w:rFonts w:ascii="Avenir Next" w:hAnsi="Avenir Next" w:cs="Avenir Next" w:eastAsia="Avenir Next"/>
                 <w:color w:val="1A1A1A"/>
-                <w:sz w:val="20"/>
+                <w:sz w:val="22"/>
                 <w:szCs w:val="20"/>
               </w:rPr>
               <w:t xml:space="preserve">  Month 1: median 120 sales, IQR 40. Month 2: median 135, IQR 12.</w:t>
@@ -1589,25 +1594,25 @@
                       <w:rFonts w:ascii="Avenir Next" w:hAnsi="Avenir Next" w:cs="Avenir Next" w:eastAsia="Avenir Next"/>
                       <w:b/>
                       <w:color w:val="003A70"/>
+                      <w:sz w:val="22"/>
+                      <w:szCs w:val="20"/>
+                    </w:rPr>
+                    <w:t xml:space="preserve">a.</w:t>
+                  </w:r>
+                  <w:r>
+                    <w:rPr>
+                      <w:rFonts w:ascii="Avenir Next" w:hAnsi="Avenir Next" w:cs="Avenir Next" w:eastAsia="Avenir Next"/>
+                      <w:color w:val="1A1A1A"/>
                       <w:sz w:val="20"/>
                       <w:szCs w:val="20"/>
                     </w:rPr>
-                    <w:t xml:space="preserve">a.</w:t>
-                  </w:r>
-                  <w:r>
-                    <w:rPr>
-                      <w:rFonts w:ascii="Avenir Next" w:hAnsi="Avenir Next" w:cs="Avenir Next" w:eastAsia="Avenir Next"/>
-                      <w:color w:val="1A1A1A"/>
-                      <w:sz w:val="20"/>
-                      <w:szCs w:val="20"/>
-                    </w:rPr>
                     <w:tab/>
                   </w:r>
                   <w:r>
                     <w:rPr>
                       <w:rFonts w:ascii="Avenir Next" w:hAnsi="Avenir Next" w:cs="Avenir Next" w:eastAsia="Avenir Next"/>
                       <w:color w:val="1A1A1A"/>
-                      <w:sz w:val="20"/>
+                      <w:sz w:val="22"/>
                       <w:szCs w:val="20"/>
                     </w:rPr>
                     <w:t xml:space="preserve">Typically higher:</w:t>
@@ -1657,25 +1662,25 @@
                       <w:rFonts w:ascii="Avenir Next" w:hAnsi="Avenir Next" w:cs="Avenir Next" w:eastAsia="Avenir Next"/>
                       <w:b/>
                       <w:color w:val="003A70"/>
+                      <w:sz w:val="22"/>
+                      <w:szCs w:val="20"/>
+                    </w:rPr>
+                    <w:t xml:space="preserve">b.</w:t>
+                  </w:r>
+                  <w:r>
+                    <w:rPr>
+                      <w:rFonts w:ascii="Avenir Next" w:hAnsi="Avenir Next" w:cs="Avenir Next" w:eastAsia="Avenir Next"/>
+                      <w:color w:val="1A1A1A"/>
                       <w:sz w:val="20"/>
                       <w:szCs w:val="20"/>
                     </w:rPr>
-                    <w:t xml:space="preserve">b.</w:t>
-                  </w:r>
-                  <w:r>
-                    <w:rPr>
-                      <w:rFonts w:ascii="Avenir Next" w:hAnsi="Avenir Next" w:cs="Avenir Next" w:eastAsia="Avenir Next"/>
-                      <w:color w:val="1A1A1A"/>
-                      <w:sz w:val="20"/>
-                      <w:szCs w:val="20"/>
-                    </w:rPr>
                     <w:tab/>
                   </w:r>
                   <w:r>
                     <w:rPr>
                       <w:rFonts w:ascii="Avenir Next" w:hAnsi="Avenir Next" w:cs="Avenir Next" w:eastAsia="Avenir Next"/>
                       <w:color w:val="1A1A1A"/>
-                      <w:sz w:val="20"/>
+                      <w:sz w:val="22"/>
                       <w:szCs w:val="20"/>
                     </w:rPr>
                     <w:t xml:space="preserve">Steadier:</w:t>
@@ -1705,7 +1710,7 @@
           </w:tbl>
           <w:p>
             <w:pPr>
-              <w:spacing w:before="0" w:after="0" w:line="24" w:lineRule="auto"/>
+              <w:spacing w:before="0" w:after="0" w:line="50" w:lineRule="exact"/>
             </w:pPr>
           </w:p>
         </w:tc>
@@ -1728,35 +1733,35 @@
                 <w:rFonts w:ascii="Avenir Next" w:hAnsi="Avenir Next" w:cs="Avenir Next" w:eastAsia="Avenir Next"/>
                 <w:b/>
                 <w:color w:val="1A1A1A"/>
+                <w:sz w:val="22"/>
+                <w:szCs w:val="20"/>
+              </w:rPr>
+              <w:t xml:space="preserve">4.</w:t>
+            </w:r>
+            <w:r>
+              <w:rPr>
+                <w:rFonts w:ascii="Avenir Next" w:hAnsi="Avenir Next" w:cs="Avenir Next" w:eastAsia="Avenir Next"/>
+                <w:color w:val="1A1A1A"/>
                 <w:sz w:val="20"/>
                 <w:szCs w:val="20"/>
               </w:rPr>
-              <w:t xml:space="preserve">4.</w:t>
-            </w:r>
-            <w:r>
-              <w:rPr>
-                <w:rFonts w:ascii="Avenir Next" w:hAnsi="Avenir Next" w:cs="Avenir Next" w:eastAsia="Avenir Next"/>
-                <w:color w:val="1A1A1A"/>
-                <w:sz w:val="20"/>
+              <w:tab/>
+            </w:r>
+            <w:r>
+              <w:rPr>
+                <w:rFonts w:ascii="Avenir Next" w:hAnsi="Avenir Next" w:cs="Avenir Next" w:eastAsia="Avenir Next"/>
+                <w:b/>
+                <w:color w:val="1A1A1A"/>
+                <w:sz w:val="22"/>
                 <w:szCs w:val="20"/>
               </w:rPr>
-              <w:tab/>
-            </w:r>
-            <w:r>
-              <w:rPr>
-                <w:rFonts w:ascii="Avenir Next" w:hAnsi="Avenir Next" w:cs="Avenir Next" w:eastAsia="Avenir Next"/>
-                <w:b/>
-                <w:color w:val="1A1A1A"/>
-                <w:sz w:val="20"/>
-                <w:szCs w:val="20"/>
-              </w:rPr>
               <w:t xml:space="preserve">Nikhil’s Claim.  </w:t>
             </w:r>
             <w:r>
               <w:rPr>
                 <w:rFonts w:ascii="Avenir Next" w:hAnsi="Avenir Next" w:cs="Avenir Next" w:eastAsia="Avenir Next"/>
                 <w:color w:val="1A1A1A"/>
-                <w:sz w:val="20"/>
+                <w:sz w:val="22"/>
                 <w:szCs w:val="20"/>
               </w:rPr>
               <w:t xml:space="preserve">Set E: median 60, IQR 30. Set F: median 55, IQR 8. Nikhil says Set E wins in every way. Is Nikhil right?</w:t>
@@ -1773,7 +1778,7 @@
                 <w:rFonts w:ascii="Avenir Next" w:hAnsi="Avenir Next" w:cs="Avenir Next" w:eastAsia="Avenir Next"/>
                 <w:b/>
                 <w:color w:val="003A70"/>
-                <w:sz w:val="17"/>
+                <w:sz w:val="22"/>
                 <w:szCs w:val="17"/>
               </w:rPr>
               <w:t xml:space="preserve">Hint  </w:t>
@@ -1783,7 +1788,7 @@
                 <w:rFonts w:ascii="Avenir Next" w:hAnsi="Avenir Next" w:cs="Avenir Next" w:eastAsia="Avenir Next"/>
                 <w:i/>
                 <w:color w:val="5A5F66"/>
-                <w:sz w:val="17"/>
+                <w:sz w:val="22"/>
                 <w:szCs w:val="17"/>
               </w:rPr>
               <w:t xml:space="preserve">A higher median says nothing about spread.</w:t>
@@ -1851,7 +1856,7 @@
                     <w:rPr>
                       <w:rFonts w:ascii="Avenir Next" w:hAnsi="Avenir Next" w:cs="Avenir Next" w:eastAsia="Avenir Next"/>
                       <w:color w:val="1A1A1A"/>
-                      <w:sz w:val="19"/>
+                      <w:sz w:val="22"/>
                       <w:szCs w:val="19"/>
                     </w:rPr>
                     <w:t xml:space="preserve">Right</w:t>
@@ -1890,7 +1895,7 @@
                     <w:rPr>
                       <w:rFonts w:ascii="Avenir Next" w:hAnsi="Avenir Next" w:cs="Avenir Next" w:eastAsia="Avenir Next"/>
                       <w:color w:val="1A1A1A"/>
-                      <w:sz w:val="19"/>
+                      <w:sz w:val="22"/>
                       <w:szCs w:val="19"/>
                     </w:rPr>
                     <w:t xml:space="preserve">Not right</w:t>
@@ -1901,7 +1906,7 @@
           </w:tbl>
           <w:p>
             <w:pPr>
-              <w:spacing w:before="0" w:after="0" w:line="24" w:lineRule="auto"/>
+              <w:spacing w:before="0" w:after="0" w:line="50" w:lineRule="exact"/>
             </w:pPr>
           </w:p>
         </w:tc>
@@ -1909,12 +1914,12 @@
     </w:tbl>
     <w:p>
       <w:pPr>
-        <w:spacing w:before="0" w:after="0" w:line="20" w:lineRule="exact"/>
+        <w:spacing w:before="0" w:after="0" w:line="50" w:lineRule="exact"/>
       </w:pPr>
     </w:p>
     <w:p>
       <w:pPr>
-        <w:spacing w:before="0" w:after="0" w:line="20" w:lineRule="exact"/>
+        <w:spacing w:before="0" w:after="0" w:line="50" w:lineRule="exact"/>
       </w:pPr>
     </w:p>
     <w:tbl>
@@ -1998,18 +2003,18 @@
                       <w:rFonts w:ascii="Avenir Next" w:hAnsi="Avenir Next" w:cs="Avenir Next" w:eastAsia="Avenir Next"/>
                       <w:b/>
                       <w:color w:val="1A1A1A"/>
+                      <w:sz w:val="22"/>
+                      <w:szCs w:val="20"/>
+                    </w:rPr>
+                    <w:t xml:space="preserve">5.</w:t>
+                  </w:r>
+                  <w:r>
+                    <w:rPr>
+                      <w:rFonts w:ascii="Avenir Next" w:hAnsi="Avenir Next" w:cs="Avenir Next" w:eastAsia="Avenir Next"/>
+                      <w:color w:val="1A1A1A"/>
                       <w:sz w:val="20"/>
                       <w:szCs w:val="20"/>
                     </w:rPr>
-                    <w:t xml:space="preserve">5.</w:t>
-                  </w:r>
-                  <w:r>
-                    <w:rPr>
-                      <w:rFonts w:ascii="Avenir Next" w:hAnsi="Avenir Next" w:cs="Avenir Next" w:eastAsia="Avenir Next"/>
-                      <w:color w:val="1A1A1A"/>
-                      <w:sz w:val="20"/>
-                      <w:szCs w:val="20"/>
-                    </w:rPr>
                     <w:tab/>
                   </w:r>
                   <w:r>
@@ -2017,7 +2022,7 @@
                       <w:rFonts w:ascii="Avenir Next" w:hAnsi="Avenir Next" w:cs="Avenir Next" w:eastAsia="Avenir Next"/>
                       <w:b/>
                       <w:color w:val="1A1A1A"/>
-                      <w:sz w:val="20"/>
+                      <w:sz w:val="22"/>
                       <w:szCs w:val="20"/>
                     </w:rPr>
                     <w:t xml:space="preserve">Two Water Coolers.  </w:t>
@@ -2026,7 +2031,7 @@
                     <w:rPr>
                       <w:rFonts w:ascii="Avenir Next" w:hAnsi="Avenir Next" w:cs="Avenir Next" w:eastAsia="Avenir Next"/>
                       <w:color w:val="1A1A1A"/>
-                      <w:sz w:val="20"/>
+                      <w:sz w:val="22"/>
                       <w:szCs w:val="20"/>
                     </w:rPr>
                     <w:t xml:space="preserve">The box plots show cups served per hour.</w:t>
@@ -2043,7 +2048,7 @@
                       <w:rFonts w:ascii="Avenir Next" w:hAnsi="Avenir Next" w:cs="Avenir Next" w:eastAsia="Avenir Next"/>
                       <w:b/>
                       <w:color w:val="003A70"/>
-                      <w:sz w:val="17"/>
+                      <w:sz w:val="22"/>
                       <w:szCs w:val="17"/>
                     </w:rPr>
                     <w:t xml:space="preserve">Hint  </w:t>
@@ -2053,7 +2058,7 @@
                       <w:rFonts w:ascii="Avenir Next" w:hAnsi="Avenir Next" w:cs="Avenir Next" w:eastAsia="Avenir Next"/>
                       <w:i/>
                       <w:color w:val="5A5F66"/>
-                      <w:sz w:val="17"/>
+                      <w:sz w:val="22"/>
                       <w:szCs w:val="17"/>
                     </w:rPr>
                     <w:t xml:space="preserve">Read the box edges for Q1 and Q3.</w:t>
@@ -2073,25 +2078,25 @@
                       <w:rFonts w:ascii="Avenir Next" w:hAnsi="Avenir Next" w:cs="Avenir Next" w:eastAsia="Avenir Next"/>
                       <w:b/>
                       <w:color w:val="003A70"/>
+                      <w:sz w:val="22"/>
+                      <w:szCs w:val="20"/>
+                    </w:rPr>
+                    <w:t xml:space="preserve">a.</w:t>
+                  </w:r>
+                  <w:r>
+                    <w:rPr>
+                      <w:rFonts w:ascii="Avenir Next" w:hAnsi="Avenir Next" w:cs="Avenir Next" w:eastAsia="Avenir Next"/>
+                      <w:color w:val="1A1A1A"/>
                       <w:sz w:val="20"/>
                       <w:szCs w:val="20"/>
                     </w:rPr>
-                    <w:t xml:space="preserve">a.</w:t>
-                  </w:r>
-                  <w:r>
-                    <w:rPr>
-                      <w:rFonts w:ascii="Avenir Next" w:hAnsi="Avenir Next" w:cs="Avenir Next" w:eastAsia="Avenir Next"/>
-                      <w:color w:val="1A1A1A"/>
-                      <w:sz w:val="20"/>
-                      <w:szCs w:val="20"/>
-                    </w:rPr>
                     <w:tab/>
                   </w:r>
                   <w:r>
                     <w:rPr>
                       <w:rFonts w:ascii="Avenir Next" w:hAnsi="Avenir Next" w:cs="Avenir Next" w:eastAsia="Avenir Next"/>
                       <w:color w:val="1A1A1A"/>
-                      <w:sz w:val="20"/>
+                      <w:sz w:val="22"/>
                       <w:szCs w:val="20"/>
                     </w:rPr>
                     <w:t xml:space="preserve">Median of 1:</w:t>
@@ -2130,25 +2135,25 @@
                       <w:rFonts w:ascii="Avenir Next" w:hAnsi="Avenir Next" w:cs="Avenir Next" w:eastAsia="Avenir Next"/>
                       <w:b/>
                       <w:color w:val="003A70"/>
+                      <w:sz w:val="22"/>
+                      <w:szCs w:val="20"/>
+                    </w:rPr>
+                    <w:t xml:space="preserve">b.</w:t>
+                  </w:r>
+                  <w:r>
+                    <w:rPr>
+                      <w:rFonts w:ascii="Avenir Next" w:hAnsi="Avenir Next" w:cs="Avenir Next" w:eastAsia="Avenir Next"/>
+                      <w:color w:val="1A1A1A"/>
                       <w:sz w:val="20"/>
                       <w:szCs w:val="20"/>
                     </w:rPr>
-                    <w:t xml:space="preserve">b.</w:t>
-                  </w:r>
-                  <w:r>
-                    <w:rPr>
-                      <w:rFonts w:ascii="Avenir Next" w:hAnsi="Avenir Next" w:cs="Avenir Next" w:eastAsia="Avenir Next"/>
-                      <w:color w:val="1A1A1A"/>
-                      <w:sz w:val="20"/>
-                      <w:szCs w:val="20"/>
-                    </w:rPr>
                     <w:tab/>
                   </w:r>
                   <w:r>
                     <w:rPr>
                       <w:rFonts w:ascii="Avenir Next" w:hAnsi="Avenir Next" w:cs="Avenir Next" w:eastAsia="Avenir Next"/>
                       <w:color w:val="1A1A1A"/>
-                      <w:sz w:val="20"/>
+                      <w:sz w:val="22"/>
                       <w:szCs w:val="20"/>
                     </w:rPr>
                     <w:t xml:space="preserve">IQR of 1:</w:t>
@@ -2187,25 +2192,25 @@
                       <w:rFonts w:ascii="Avenir Next" w:hAnsi="Avenir Next" w:cs="Avenir Next" w:eastAsia="Avenir Next"/>
                       <w:b/>
                       <w:color w:val="003A70"/>
+                      <w:sz w:val="22"/>
+                      <w:szCs w:val="20"/>
+                    </w:rPr>
+                    <w:t xml:space="preserve">c.</w:t>
+                  </w:r>
+                  <w:r>
+                    <w:rPr>
+                      <w:rFonts w:ascii="Avenir Next" w:hAnsi="Avenir Next" w:cs="Avenir Next" w:eastAsia="Avenir Next"/>
+                      <w:color w:val="1A1A1A"/>
                       <w:sz w:val="20"/>
                       <w:szCs w:val="20"/>
                     </w:rPr>
-                    <w:t xml:space="preserve">c.</w:t>
-                  </w:r>
-                  <w:r>
-                    <w:rPr>
-                      <w:rFonts w:ascii="Avenir Next" w:hAnsi="Avenir Next" w:cs="Avenir Next" w:eastAsia="Avenir Next"/>
-                      <w:color w:val="1A1A1A"/>
-                      <w:sz w:val="20"/>
-                      <w:szCs w:val="20"/>
-                    </w:rPr>
                     <w:tab/>
                   </w:r>
                   <w:r>
                     <w:rPr>
                       <w:rFonts w:ascii="Avenir Next" w:hAnsi="Avenir Next" w:cs="Avenir Next" w:eastAsia="Avenir Next"/>
                       <w:color w:val="1A1A1A"/>
-                      <w:sz w:val="20"/>
+                      <w:sz w:val="22"/>
                       <w:szCs w:val="20"/>
                     </w:rPr>
                     <w:t xml:space="preserve">Median of 2:</w:t>
@@ -2244,25 +2249,25 @@
                       <w:rFonts w:ascii="Avenir Next" w:hAnsi="Avenir Next" w:cs="Avenir Next" w:eastAsia="Avenir Next"/>
                       <w:b/>
                       <w:color w:val="003A70"/>
+                      <w:sz w:val="22"/>
+                      <w:szCs w:val="20"/>
+                    </w:rPr>
+                    <w:t xml:space="preserve">d.</w:t>
+                  </w:r>
+                  <w:r>
+                    <w:rPr>
+                      <w:rFonts w:ascii="Avenir Next" w:hAnsi="Avenir Next" w:cs="Avenir Next" w:eastAsia="Avenir Next"/>
+                      <w:color w:val="1A1A1A"/>
                       <w:sz w:val="20"/>
                       <w:szCs w:val="20"/>
                     </w:rPr>
-                    <w:t xml:space="preserve">d.</w:t>
-                  </w:r>
-                  <w:r>
-                    <w:rPr>
-                      <w:rFonts w:ascii="Avenir Next" w:hAnsi="Avenir Next" w:cs="Avenir Next" w:eastAsia="Avenir Next"/>
-                      <w:color w:val="1A1A1A"/>
-                      <w:sz w:val="20"/>
-                      <w:szCs w:val="20"/>
-                    </w:rPr>
                     <w:tab/>
                   </w:r>
                   <w:r>
                     <w:rPr>
                       <w:rFonts w:ascii="Avenir Next" w:hAnsi="Avenir Next" w:cs="Avenir Next" w:eastAsia="Avenir Next"/>
                       <w:color w:val="1A1A1A"/>
-                      <w:sz w:val="20"/>
+                      <w:sz w:val="22"/>
                       <w:szCs w:val="20"/>
                     </w:rPr>
                     <w:t xml:space="preserve">IQR of 2:</w:t>
@@ -2301,25 +2306,25 @@
                       <w:rFonts w:ascii="Avenir Next" w:hAnsi="Avenir Next" w:cs="Avenir Next" w:eastAsia="Avenir Next"/>
                       <w:b/>
                       <w:color w:val="003A70"/>
+                      <w:sz w:val="22"/>
+                      <w:szCs w:val="20"/>
+                    </w:rPr>
+                    <w:t xml:space="preserve">e.</w:t>
+                  </w:r>
+                  <w:r>
+                    <w:rPr>
+                      <w:rFonts w:ascii="Avenir Next" w:hAnsi="Avenir Next" w:cs="Avenir Next" w:eastAsia="Avenir Next"/>
+                      <w:color w:val="1A1A1A"/>
                       <w:sz w:val="20"/>
                       <w:szCs w:val="20"/>
                     </w:rPr>
-                    <w:t xml:space="preserve">e.</w:t>
-                  </w:r>
-                  <w:r>
-                    <w:rPr>
-                      <w:rFonts w:ascii="Avenir Next" w:hAnsi="Avenir Next" w:cs="Avenir Next" w:eastAsia="Avenir Next"/>
-                      <w:color w:val="1A1A1A"/>
-                      <w:sz w:val="20"/>
-                      <w:szCs w:val="20"/>
-                    </w:rPr>
                     <w:tab/>
                   </w:r>
                   <w:r>
                     <w:rPr>
                       <w:rFonts w:ascii="Avenir Next" w:hAnsi="Avenir Next" w:cs="Avenir Next" w:eastAsia="Avenir Next"/>
                       <w:color w:val="1A1A1A"/>
-                      <w:sz w:val="20"/>
+                      <w:sz w:val="22"/>
                       <w:szCs w:val="20"/>
                     </w:rPr>
                     <w:t xml:space="preserve">Compare them:</w:t>
@@ -2340,7 +2345,7 @@
                     <w:drawing>
                       <wp:inline distT="0" distB="0" distL="0" distR="0">
                         <wp:extent cx="2743200" cy="1581912"/>
-                        <wp:docPr id="1" name="Figure 1"/>
+                        <wp:docPr id="1" name="Figure 1" descr="Box plot. Axis: Cups per hour, 8 to 34; ticks every 1. Plots shown: five: 14, 16, 20, 24, 26; name: Cooler 1, five: 9, 13, 20, 29, 33; name: Cooler 2."/>
                         <a:graphic xmlns:a="http://schemas.openxmlformats.org/drawingml/2006/main">
                           <a:graphicData uri="http://schemas.openxmlformats.org/drawingml/2006/picture">
                             <pic:pic xmlns:pic="http://schemas.openxmlformats.org/drawingml/2006/picture">
@@ -2375,7 +2380,7 @@
           </w:tbl>
           <w:p>
             <w:pPr>
-              <w:spacing w:before="0" w:after="0" w:line="24" w:lineRule="auto"/>
+              <w:spacing w:before="0" w:after="0" w:line="50" w:lineRule="exact"/>
             </w:pPr>
           </w:p>
         </w:tc>
@@ -2383,12 +2388,12 @@
     </w:tbl>
     <w:p>
       <w:pPr>
-        <w:spacing w:before="0" w:after="0" w:line="20" w:lineRule="exact"/>
+        <w:spacing w:before="0" w:after="0" w:line="50" w:lineRule="exact"/>
       </w:pPr>
     </w:p>
     <w:p>
       <w:pPr>
-        <w:spacing w:before="0" w:after="0" w:line="20" w:lineRule="exact"/>
+        <w:spacing w:before="0" w:after="0" w:line="50" w:lineRule="exact"/>
       </w:pPr>
     </w:p>
     <w:tbl>
@@ -2438,35 +2443,35 @@
                 <w:rFonts w:ascii="Avenir Next" w:hAnsi="Avenir Next" w:cs="Avenir Next" w:eastAsia="Avenir Next"/>
                 <w:b/>
                 <w:color w:val="1A1A1A"/>
+                <w:sz w:val="22"/>
+                <w:szCs w:val="20"/>
+              </w:rPr>
+              <w:t xml:space="preserve">6.</w:t>
+            </w:r>
+            <w:r>
+              <w:rPr>
+                <w:rFonts w:ascii="Avenir Next" w:hAnsi="Avenir Next" w:cs="Avenir Next" w:eastAsia="Avenir Next"/>
+                <w:color w:val="1A1A1A"/>
                 <w:sz w:val="20"/>
                 <w:szCs w:val="20"/>
               </w:rPr>
-              <w:t xml:space="preserve">6.</w:t>
-            </w:r>
-            <w:r>
-              <w:rPr>
-                <w:rFonts w:ascii="Avenir Next" w:hAnsi="Avenir Next" w:cs="Avenir Next" w:eastAsia="Avenir Next"/>
-                <w:color w:val="1A1A1A"/>
-                <w:sz w:val="20"/>
+              <w:tab/>
+            </w:r>
+            <w:r>
+              <w:rPr>
+                <w:rFonts w:ascii="Avenir Next" w:hAnsi="Avenir Next" w:cs="Avenir Next" w:eastAsia="Avenir Next"/>
+                <w:b/>
+                <w:color w:val="1A1A1A"/>
+                <w:sz w:val="22"/>
                 <w:szCs w:val="20"/>
               </w:rPr>
-              <w:tab/>
-            </w:r>
-            <w:r>
-              <w:rPr>
-                <w:rFonts w:ascii="Avenir Next" w:hAnsi="Avenir Next" w:cs="Avenir Next" w:eastAsia="Avenir Next"/>
-                <w:b/>
-                <w:color w:val="1A1A1A"/>
-                <w:sz w:val="20"/>
-                <w:szCs w:val="20"/>
-              </w:rPr>
               <w:t xml:space="preserve">Coach’s Choice.  </w:t>
             </w:r>
             <w:r>
               <w:rPr>
                 <w:rFonts w:ascii="Avenir Next" w:hAnsi="Avenir Next" w:cs="Avenir Next" w:eastAsia="Avenir Next"/>
                 <w:color w:val="1A1A1A"/>
-                <w:sz w:val="20"/>
+                <w:sz w:val="22"/>
                 <w:szCs w:val="20"/>
               </w:rPr>
               <w:t xml:space="preserve">Team 1: median 58 points, IQR 20. Team 2: median 52, IQR 5. The coach wants the team most likely to score close to its usual total.</w:t>
@@ -2534,7 +2539,7 @@
                     <w:rPr>
                       <w:rFonts w:ascii="Avenir Next" w:hAnsi="Avenir Next" w:cs="Avenir Next" w:eastAsia="Avenir Next"/>
                       <w:color w:val="1A1A1A"/>
-                      <w:sz w:val="19"/>
+                      <w:sz w:val="22"/>
                       <w:szCs w:val="19"/>
                     </w:rPr>
                     <w:t xml:space="preserve">Team 1</w:t>
@@ -2573,7 +2578,7 @@
                     <w:rPr>
                       <w:rFonts w:ascii="Avenir Next" w:hAnsi="Avenir Next" w:cs="Avenir Next" w:eastAsia="Avenir Next"/>
                       <w:color w:val="1A1A1A"/>
-                      <w:sz w:val="19"/>
+                      <w:sz w:val="22"/>
                       <w:szCs w:val="19"/>
                     </w:rPr>
                     <w:t xml:space="preserve">Team 2</w:t>
@@ -2595,7 +2600,7 @@
                 <w:rFonts w:ascii="Avenir Next" w:hAnsi="Avenir Next" w:cs="Avenir Next" w:eastAsia="Avenir Next"/>
                 <w:b/>
                 <w:color w:val="1A1A1A"/>
-                <w:sz w:val="18"/>
+                <w:sz w:val="22"/>
                 <w:szCs w:val="18"/>
               </w:rPr>
               <w:t xml:space="preserve">Why</w:t>
@@ -2615,12 +2620,12 @@
     </w:tbl>
     <w:p>
       <w:pPr>
-        <w:spacing w:before="0" w:after="0" w:line="20" w:lineRule="exact"/>
+        <w:spacing w:before="0" w:after="0" w:line="50" w:lineRule="exact"/>
       </w:pPr>
     </w:p>
     <w:p>
       <w:pPr>
-        <w:spacing w:before="0" w:after="0" w:line="20" w:lineRule="exact"/>
+        <w:spacing w:before="0" w:after="0" w:line="50" w:lineRule="exact"/>
       </w:pPr>
     </w:p>
     <w:tbl>
@@ -2670,35 +2675,35 @@
                 <w:rFonts w:ascii="Avenir Next" w:hAnsi="Avenir Next" w:cs="Avenir Next" w:eastAsia="Avenir Next"/>
                 <w:b/>
                 <w:color w:val="1A1A1A"/>
+                <w:sz w:val="22"/>
+                <w:szCs w:val="20"/>
+              </w:rPr>
+              <w:t xml:space="preserve">7.</w:t>
+            </w:r>
+            <w:r>
+              <w:rPr>
+                <w:rFonts w:ascii="Avenir Next" w:hAnsi="Avenir Next" w:cs="Avenir Next" w:eastAsia="Avenir Next"/>
+                <w:color w:val="1A1A1A"/>
                 <w:sz w:val="20"/>
                 <w:szCs w:val="20"/>
               </w:rPr>
-              <w:t xml:space="preserve">7.</w:t>
-            </w:r>
-            <w:r>
-              <w:rPr>
-                <w:rFonts w:ascii="Avenir Next" w:hAnsi="Avenir Next" w:cs="Avenir Next" w:eastAsia="Avenir Next"/>
-                <w:color w:val="1A1A1A"/>
-                <w:sz w:val="20"/>
+              <w:tab/>
+            </w:r>
+            <w:r>
+              <w:rPr>
+                <w:rFonts w:ascii="Avenir Next" w:hAnsi="Avenir Next" w:cs="Avenir Next" w:eastAsia="Avenir Next"/>
+                <w:b/>
+                <w:color w:val="1A1A1A"/>
+                <w:sz w:val="22"/>
                 <w:szCs w:val="20"/>
               </w:rPr>
-              <w:tab/>
-            </w:r>
-            <w:r>
-              <w:rPr>
-                <w:rFonts w:ascii="Avenir Next" w:hAnsi="Avenir Next" w:cs="Avenir Next" w:eastAsia="Avenir Next"/>
-                <w:b/>
-                <w:color w:val="1A1A1A"/>
-                <w:sz w:val="20"/>
-                <w:szCs w:val="20"/>
-              </w:rPr>
               <w:t xml:space="preserve">Two Stores.  </w:t>
             </w:r>
             <w:r>
               <w:rPr>
                 <w:rFonts w:ascii="Avenir Next" w:hAnsi="Avenir Next" w:cs="Avenir Next" w:eastAsia="Avenir Next"/>
                 <w:color w:val="1A1A1A"/>
-                <w:sz w:val="20"/>
+                <w:sz w:val="22"/>
                 <w:szCs w:val="20"/>
               </w:rPr>
               <w:t xml:space="preserve">Store P: median 46 sales, IQR 9. Store Q: median 52, IQR 21. Write a comparison that uses both measures.</w:t>
@@ -2744,7 +2749,7 @@
                 </w:tcPr>
                 <w:p>
                   <w:pPr>
-                    <w:spacing w:before="0" w:after="0" w:line="240" w:lineRule="auto"/>
+                    <w:spacing w:before="0" w:after="0" w:line="50" w:lineRule="exact"/>
                   </w:pPr>
                 </w:p>
               </w:tc>
@@ -2764,7 +2769,7 @@
                 </w:tcPr>
                 <w:p>
                   <w:pPr>
-                    <w:spacing w:before="0" w:after="0" w:line="240" w:lineRule="auto"/>
+                    <w:spacing w:before="0" w:after="0" w:line="50" w:lineRule="exact"/>
                   </w:pPr>
                 </w:p>
               </w:tc>
@@ -2772,7 +2777,7 @@
           </w:tbl>
           <w:p>
             <w:pPr>
-              <w:spacing w:before="0" w:after="0" w:line="24" w:lineRule="auto"/>
+              <w:spacing w:before="0" w:after="0" w:line="50" w:lineRule="exact"/>
             </w:pPr>
           </w:p>
         </w:tc>
@@ -2780,12 +2785,12 @@
     </w:tbl>
     <w:p>
       <w:pPr>
-        <w:spacing w:before="0" w:after="0" w:line="20" w:lineRule="exact"/>
+        <w:spacing w:before="0" w:after="0" w:line="50" w:lineRule="exact"/>
       </w:pPr>
     </w:p>
     <w:p>
       <w:pPr>
-        <w:spacing w:before="0" w:after="0" w:line="20" w:lineRule="exact"/>
+        <w:spacing w:before="0" w:after="0" w:line="50" w:lineRule="exact"/>
       </w:pPr>
     </w:p>
     <w:tbl>
@@ -2835,35 +2840,35 @@
                 <w:rFonts w:ascii="Avenir Next" w:hAnsi="Avenir Next" w:cs="Avenir Next" w:eastAsia="Avenir Next"/>
                 <w:b/>
                 <w:color w:val="1A1A1A"/>
+                <w:sz w:val="22"/>
+                <w:szCs w:val="20"/>
+              </w:rPr>
+              <w:t xml:space="preserve">8.</w:t>
+            </w:r>
+            <w:r>
+              <w:rPr>
+                <w:rFonts w:ascii="Avenir Next" w:hAnsi="Avenir Next" w:cs="Avenir Next" w:eastAsia="Avenir Next"/>
+                <w:color w:val="1A1A1A"/>
                 <w:sz w:val="20"/>
                 <w:szCs w:val="20"/>
               </w:rPr>
-              <w:t xml:space="preserve">8.</w:t>
-            </w:r>
-            <w:r>
-              <w:rPr>
-                <w:rFonts w:ascii="Avenir Next" w:hAnsi="Avenir Next" w:cs="Avenir Next" w:eastAsia="Avenir Next"/>
-                <w:color w:val="1A1A1A"/>
-                <w:sz w:val="20"/>
+              <w:tab/>
+            </w:r>
+            <w:r>
+              <w:rPr>
+                <w:rFonts w:ascii="Avenir Next" w:hAnsi="Avenir Next" w:cs="Avenir Next" w:eastAsia="Avenir Next"/>
+                <w:b/>
+                <w:color w:val="1A1A1A"/>
+                <w:sz w:val="22"/>
                 <w:szCs w:val="20"/>
               </w:rPr>
-              <w:tab/>
-            </w:r>
-            <w:r>
-              <w:rPr>
-                <w:rFonts w:ascii="Avenir Next" w:hAnsi="Avenir Next" w:cs="Avenir Next" w:eastAsia="Avenir Next"/>
-                <w:b/>
-                <w:color w:val="1A1A1A"/>
-                <w:sz w:val="20"/>
-                <w:szCs w:val="20"/>
-              </w:rPr>
               <w:t xml:space="preserve">Two Study Methods.  </w:t>
             </w:r>
             <w:r>
               <w:rPr>
                 <w:rFonts w:ascii="Avenir Next" w:hAnsi="Avenir Next" w:cs="Avenir Next" w:eastAsia="Avenir Next"/>
                 <w:color w:val="1A1A1A"/>
-                <w:sz w:val="20"/>
+                <w:sz w:val="22"/>
                 <w:szCs w:val="20"/>
               </w:rPr>
               <w:t xml:space="preserve">Method 1 quiz scores: median 78, IQR 6. Method 2: median 83, IQR 24.</w:t>
@@ -2883,25 +2888,25 @@
                 <w:rFonts w:ascii="Avenir Next" w:hAnsi="Avenir Next" w:cs="Avenir Next" w:eastAsia="Avenir Next"/>
                 <w:b/>
                 <w:color w:val="003A70"/>
+                <w:sz w:val="22"/>
+                <w:szCs w:val="20"/>
+              </w:rPr>
+              <w:t xml:space="preserve">a.</w:t>
+            </w:r>
+            <w:r>
+              <w:rPr>
+                <w:rFonts w:ascii="Avenir Next" w:hAnsi="Avenir Next" w:cs="Avenir Next" w:eastAsia="Avenir Next"/>
+                <w:color w:val="1A1A1A"/>
                 <w:sz w:val="20"/>
                 <w:szCs w:val="20"/>
               </w:rPr>
-              <w:t xml:space="preserve">a.</w:t>
-            </w:r>
-            <w:r>
-              <w:rPr>
-                <w:rFonts w:ascii="Avenir Next" w:hAnsi="Avenir Next" w:cs="Avenir Next" w:eastAsia="Avenir Next"/>
-                <w:color w:val="1A1A1A"/>
-                <w:sz w:val="20"/>
-                <w:szCs w:val="20"/>
-              </w:rPr>
               <w:tab/>
             </w:r>
             <w:r>
               <w:rPr>
                 <w:rFonts w:ascii="Avenir Next" w:hAnsi="Avenir Next" w:cs="Avenir Next" w:eastAsia="Avenir Next"/>
                 <w:color w:val="1A1A1A"/>
-                <w:sz w:val="20"/>
+                <w:sz w:val="22"/>
                 <w:szCs w:val="20"/>
               </w:rPr>
               <w:t xml:space="preserve">Higher typical score:</w:t>
@@ -2940,25 +2945,25 @@
                 <w:rFonts w:ascii="Avenir Next" w:hAnsi="Avenir Next" w:cs="Avenir Next" w:eastAsia="Avenir Next"/>
                 <w:b/>
                 <w:color w:val="003A70"/>
+                <w:sz w:val="22"/>
+                <w:szCs w:val="20"/>
+              </w:rPr>
+              <w:t xml:space="preserve">b.</w:t>
+            </w:r>
+            <w:r>
+              <w:rPr>
+                <w:rFonts w:ascii="Avenir Next" w:hAnsi="Avenir Next" w:cs="Avenir Next" w:eastAsia="Avenir Next"/>
+                <w:color w:val="1A1A1A"/>
                 <w:sz w:val="20"/>
                 <w:szCs w:val="20"/>
               </w:rPr>
-              <w:t xml:space="preserve">b.</w:t>
-            </w:r>
-            <w:r>
-              <w:rPr>
-                <w:rFonts w:ascii="Avenir Next" w:hAnsi="Avenir Next" w:cs="Avenir Next" w:eastAsia="Avenir Next"/>
-                <w:color w:val="1A1A1A"/>
-                <w:sz w:val="20"/>
-                <w:szCs w:val="20"/>
-              </w:rPr>
               <w:tab/>
             </w:r>
             <w:r>
               <w:rPr>
                 <w:rFonts w:ascii="Avenir Next" w:hAnsi="Avenir Next" w:cs="Avenir Next" w:eastAsia="Avenir Next"/>
                 <w:color w:val="1A1A1A"/>
-                <w:sz w:val="20"/>
+                <w:sz w:val="22"/>
                 <w:szCs w:val="20"/>
               </w:rPr>
               <w:t xml:space="preserve">More dependable (use both IQRs):</w:t>
@@ -2997,33 +3002,33 @@
                 <w:rFonts w:ascii="Avenir Next" w:hAnsi="Avenir Next" w:cs="Avenir Next" w:eastAsia="Avenir Next"/>
                 <w:b/>
                 <w:color w:val="003A70"/>
+                <w:sz w:val="22"/>
+                <w:szCs w:val="20"/>
+              </w:rPr>
+              <w:t xml:space="preserve">c.</w:t>
+            </w:r>
+            <w:r>
+              <w:rPr>
+                <w:rFonts w:ascii="Avenir Next" w:hAnsi="Avenir Next" w:cs="Avenir Next" w:eastAsia="Avenir Next"/>
+                <w:color w:val="1A1A1A"/>
                 <w:sz w:val="20"/>
                 <w:szCs w:val="20"/>
               </w:rPr>
-              <w:t xml:space="preserve">c.</w:t>
-            </w:r>
-            <w:r>
-              <w:rPr>
-                <w:rFonts w:ascii="Avenir Next" w:hAnsi="Avenir Next" w:cs="Avenir Next" w:eastAsia="Avenir Next"/>
-                <w:color w:val="1A1A1A"/>
-                <w:sz w:val="20"/>
+              <w:tab/>
+            </w:r>
+            <w:r>
+              <w:rPr>
+                <w:rFonts w:ascii="Avenir Next" w:hAnsi="Avenir Next" w:cs="Avenir Next" w:eastAsia="Avenir Next"/>
+                <w:color w:val="1A1A1A"/>
+                <w:sz w:val="22"/>
                 <w:szCs w:val="20"/>
               </w:rPr>
-              <w:tab/>
-            </w:r>
-            <w:r>
-              <w:rPr>
-                <w:rFonts w:ascii="Avenir Next" w:hAnsi="Avenir Next" w:cs="Avenir Next" w:eastAsia="Avenir Next"/>
-                <w:color w:val="1A1A1A"/>
-                <w:sz w:val="20"/>
-                <w:szCs w:val="20"/>
-              </w:rPr>
               <w:t xml:space="preserve">Pick one method for the whole class. Argue using both measures.</w:t>
             </w:r>
           </w:p>
           <w:p>
             <w:pPr>
-              <w:spacing w:before="0" w:after="0" w:line="60" w:lineRule="auto"/>
+              <w:spacing w:before="0" w:after="0" w:line="50" w:lineRule="exact"/>
             </w:pPr>
           </w:p>
           <w:tbl>
@@ -3081,7 +3086,7 @@
           </w:tbl>
           <w:p>
             <w:pPr>
-              <w:spacing w:before="0" w:after="0" w:line="24" w:lineRule="auto"/>
+              <w:spacing w:before="0" w:after="0" w:line="50" w:lineRule="exact"/>
             </w:pPr>
           </w:p>
         </w:tc>
@@ -3089,11 +3094,12 @@
     </w:tbl>
     <w:p>
       <w:pPr>
-        <w:spacing w:before="0" w:after="0" w:line="20" w:lineRule="exact"/>
+        <w:spacing w:before="0" w:after="0" w:line="50" w:lineRule="exact"/>
       </w:pPr>
     </w:p>
     <w:p>
       <w:pPr>
+        <w:pStyle w:val="Heading2"/>
         <w:keepNext/>
         <w:pBdr>
           <w:bottom w:val="single" w:sz="8" w:space="3" w:color="003A70"/>
@@ -3109,7 +3115,7 @@
           <w:b/>
           <w:color w:val="003A70"/>
           <w:spacing w:val="14"/>
-          <w:sz w:val="19"/>
+          <w:sz w:val="22"/>
           <w:szCs w:val="19"/>
         </w:rPr>
         <w:t xml:space="preserve">FIND THE ERROR</w:t>
@@ -3128,7 +3134,7 @@
           <w:rFonts w:ascii="Avenir Next" w:hAnsi="Avenir Next" w:cs="Avenir Next" w:eastAsia="Avenir Next"/>
           <w:i/>
           <w:color w:val="5A5F66"/>
-          <w:sz w:val="17"/>
+          <w:sz w:val="22"/>
           <w:szCs w:val="17"/>
         </w:rPr>
         <w:t xml:space="preserve">explain the mistake, then fix it</w:t>
@@ -3136,7 +3142,7 @@
     </w:p>
     <w:p>
       <w:pPr>
-        <w:spacing w:before="0" w:after="0" w:line="20" w:lineRule="exact"/>
+        <w:spacing w:before="0" w:after="0" w:line="50" w:lineRule="exact"/>
       </w:pPr>
     </w:p>
     <w:tbl>
@@ -3186,35 +3192,35 @@
                 <w:rFonts w:ascii="Avenir Next" w:hAnsi="Avenir Next" w:cs="Avenir Next" w:eastAsia="Avenir Next"/>
                 <w:b/>
                 <w:color w:val="1A1A1A"/>
+                <w:sz w:val="22"/>
+                <w:szCs w:val="20"/>
+              </w:rPr>
+              <w:t xml:space="preserve">9.</w:t>
+            </w:r>
+            <w:r>
+              <w:rPr>
+                <w:rFonts w:ascii="Avenir Next" w:hAnsi="Avenir Next" w:cs="Avenir Next" w:eastAsia="Avenir Next"/>
+                <w:color w:val="1A1A1A"/>
                 <w:sz w:val="20"/>
                 <w:szCs w:val="20"/>
               </w:rPr>
-              <w:t xml:space="preserve">9.</w:t>
-            </w:r>
-            <w:r>
-              <w:rPr>
-                <w:rFonts w:ascii="Avenir Next" w:hAnsi="Avenir Next" w:cs="Avenir Next" w:eastAsia="Avenir Next"/>
-                <w:color w:val="1A1A1A"/>
-                <w:sz w:val="20"/>
+              <w:tab/>
+            </w:r>
+            <w:r>
+              <w:rPr>
+                <w:rFonts w:ascii="Avenir Next" w:hAnsi="Avenir Next" w:cs="Avenir Next" w:eastAsia="Avenir Next"/>
+                <w:b/>
+                <w:color w:val="1A1A1A"/>
+                <w:sz w:val="22"/>
                 <w:szCs w:val="20"/>
               </w:rPr>
-              <w:tab/>
-            </w:r>
-            <w:r>
-              <w:rPr>
-                <w:rFonts w:ascii="Avenir Next" w:hAnsi="Avenir Next" w:cs="Avenir Next" w:eastAsia="Avenir Next"/>
-                <w:b/>
-                <w:color w:val="1A1A1A"/>
-                <w:sz w:val="20"/>
-                <w:szCs w:val="20"/>
-              </w:rPr>
               <w:t xml:space="preserve">Kofi’s Work.  </w:t>
             </w:r>
             <w:r>
               <w:rPr>
                 <w:rFonts w:ascii="Avenir Next" w:hAnsi="Avenir Next" w:cs="Avenir Next" w:eastAsia="Avenir Next"/>
                 <w:color w:val="1A1A1A"/>
-                <w:sz w:val="20"/>
+                <w:sz w:val="22"/>
                 <w:szCs w:val="20"/>
               </w:rPr>
               <w:t xml:space="preserve">Kofi wrote: “Group 1 has the larger median, so Group 1 must have the larger IQR too.” Explain the mistake.</w:t>
@@ -3260,7 +3266,7 @@
                 </w:tcPr>
                 <w:p>
                   <w:pPr>
-                    <w:spacing w:before="0" w:after="0" w:line="240" w:lineRule="auto"/>
+                    <w:spacing w:before="0" w:after="0" w:line="50" w:lineRule="exact"/>
                   </w:pPr>
                 </w:p>
               </w:tc>
@@ -3280,7 +3286,7 @@
                 </w:tcPr>
                 <w:p>
                   <w:pPr>
-                    <w:spacing w:before="0" w:after="0" w:line="240" w:lineRule="auto"/>
+                    <w:spacing w:before="0" w:after="0" w:line="50" w:lineRule="exact"/>
                   </w:pPr>
                 </w:p>
               </w:tc>
@@ -3288,7 +3294,7 @@
           </w:tbl>
           <w:p>
             <w:pPr>
-              <w:spacing w:before="0" w:after="0" w:line="24" w:lineRule="auto"/>
+              <w:spacing w:before="0" w:after="0" w:line="50" w:lineRule="exact"/>
             </w:pPr>
           </w:p>
         </w:tc>
@@ -3296,11 +3302,12 @@
     </w:tbl>
     <w:p>
       <w:pPr>
-        <w:spacing w:before="0" w:after="0" w:line="20" w:lineRule="exact"/>
+        <w:spacing w:before="0" w:after="0" w:line="50" w:lineRule="exact"/>
       </w:pPr>
     </w:p>
     <w:p>
       <w:pPr>
+        <w:pStyle w:val="Heading2"/>
         <w:keepNext/>
         <w:pBdr>
           <w:bottom w:val="single" w:sz="8" w:space="3" w:color="003A70"/>
@@ -3316,7 +3323,7 @@
           <w:b/>
           <w:color w:val="003A70"/>
           <w:spacing w:val="14"/>
-          <w:sz w:val="19"/>
+          <w:sz w:val="22"/>
           <w:szCs w:val="19"/>
         </w:rPr>
         <w:t xml:space="preserve">TEST PRACTICE</w:t>
@@ -3335,7 +3342,7 @@
           <w:rFonts w:ascii="Avenir Next" w:hAnsi="Avenir Next" w:cs="Avenir Next" w:eastAsia="Avenir Next"/>
           <w:i/>
           <w:color w:val="5A5F66"/>
-          <w:sz w:val="17"/>
+          <w:sz w:val="22"/>
           <w:szCs w:val="17"/>
         </w:rPr>
         <w:t xml:space="preserve">choose the best answer</w:t>
@@ -3343,7 +3350,7 @@
     </w:p>
     <w:p>
       <w:pPr>
-        <w:spacing w:before="0" w:after="0" w:line="20" w:lineRule="exact"/>
+        <w:spacing w:before="0" w:after="0" w:line="50" w:lineRule="exact"/>
       </w:pPr>
     </w:p>
     <w:tbl>
@@ -3393,25 +3400,25 @@
                 <w:rFonts w:ascii="Avenir Next" w:hAnsi="Avenir Next" w:cs="Avenir Next" w:eastAsia="Avenir Next"/>
                 <w:b/>
                 <w:color w:val="1A1A1A"/>
+                <w:sz w:val="22"/>
+                <w:szCs w:val="20"/>
+              </w:rPr>
+              <w:t xml:space="preserve">10.</w:t>
+            </w:r>
+            <w:r>
+              <w:rPr>
+                <w:rFonts w:ascii="Avenir Next" w:hAnsi="Avenir Next" w:cs="Avenir Next" w:eastAsia="Avenir Next"/>
+                <w:color w:val="1A1A1A"/>
                 <w:sz w:val="20"/>
                 <w:szCs w:val="20"/>
               </w:rPr>
-              <w:t xml:space="preserve">10.</w:t>
-            </w:r>
-            <w:r>
-              <w:rPr>
-                <w:rFonts w:ascii="Avenir Next" w:hAnsi="Avenir Next" w:cs="Avenir Next" w:eastAsia="Avenir Next"/>
-                <w:color w:val="1A1A1A"/>
-                <w:sz w:val="20"/>
-                <w:szCs w:val="20"/>
-              </w:rPr>
               <w:tab/>
             </w:r>
             <w:r>
               <w:rPr>
                 <w:rFonts w:ascii="Avenir Next" w:hAnsi="Avenir Next" w:cs="Avenir Next" w:eastAsia="Avenir Next"/>
                 <w:color w:val="1A1A1A"/>
-                <w:sz w:val="20"/>
+                <w:sz w:val="22"/>
                 <w:szCs w:val="20"/>
               </w:rPr>
               <w:t xml:space="preserve">To compare two skewed distributions fully, report the —</w:t>
@@ -3467,25 +3474,25 @@
                       <w:rFonts w:ascii="Avenir Next" w:hAnsi="Avenir Next" w:cs="Avenir Next" w:eastAsia="Avenir Next"/>
                       <w:b/>
                       <w:color w:val="003A70"/>
+                      <w:sz w:val="22"/>
+                      <w:szCs w:val="19"/>
+                    </w:rPr>
+                    <w:t xml:space="preserve">A</w:t>
+                  </w:r>
+                  <w:r>
+                    <w:rPr>
+                      <w:rFonts w:ascii="Avenir Next" w:hAnsi="Avenir Next" w:cs="Avenir Next" w:eastAsia="Avenir Next"/>
+                      <w:color w:val="1A1A1A"/>
                       <w:sz w:val="19"/>
                       <w:szCs w:val="19"/>
                     </w:rPr>
-                    <w:t xml:space="preserve">A</w:t>
-                  </w:r>
-                  <w:r>
-                    <w:rPr>
-                      <w:rFonts w:ascii="Avenir Next" w:hAnsi="Avenir Next" w:cs="Avenir Next" w:eastAsia="Avenir Next"/>
-                      <w:color w:val="1A1A1A"/>
-                      <w:sz w:val="19"/>
-                      <w:szCs w:val="19"/>
-                    </w:rPr>
                     <w:tab/>
                   </w:r>
                   <w:r>
                     <w:rPr>
                       <w:rFonts w:ascii="Avenir Next" w:hAnsi="Avenir Next" w:cs="Avenir Next" w:eastAsia="Avenir Next"/>
                       <w:color w:val="1A1A1A"/>
-                      <w:sz w:val="19"/>
+                      <w:sz w:val="22"/>
                       <w:szCs w:val="19"/>
                     </w:rPr>
                     <w:t xml:space="preserve">median and IQR</w:t>
@@ -3510,25 +3517,25 @@
                       <w:rFonts w:ascii="Avenir Next" w:hAnsi="Avenir Next" w:cs="Avenir Next" w:eastAsia="Avenir Next"/>
                       <w:b/>
                       <w:color w:val="003A70"/>
+                      <w:sz w:val="22"/>
+                      <w:szCs w:val="19"/>
+                    </w:rPr>
+                    <w:t xml:space="preserve">B</w:t>
+                  </w:r>
+                  <w:r>
+                    <w:rPr>
+                      <w:rFonts w:ascii="Avenir Next" w:hAnsi="Avenir Next" w:cs="Avenir Next" w:eastAsia="Avenir Next"/>
+                      <w:color w:val="1A1A1A"/>
                       <w:sz w:val="19"/>
                       <w:szCs w:val="19"/>
                     </w:rPr>
-                    <w:t xml:space="preserve">B</w:t>
-                  </w:r>
-                  <w:r>
-                    <w:rPr>
-                      <w:rFonts w:ascii="Avenir Next" w:hAnsi="Avenir Next" w:cs="Avenir Next" w:eastAsia="Avenir Next"/>
-                      <w:color w:val="1A1A1A"/>
-                      <w:sz w:val="19"/>
-                      <w:szCs w:val="19"/>
-                    </w:rPr>
                     <w:tab/>
                   </w:r>
                   <w:r>
                     <w:rPr>
                       <w:rFonts w:ascii="Avenir Next" w:hAnsi="Avenir Next" w:cs="Avenir Next" w:eastAsia="Avenir Next"/>
                       <w:color w:val="1A1A1A"/>
-                      <w:sz w:val="19"/>
+                      <w:sz w:val="22"/>
                       <w:szCs w:val="19"/>
                     </w:rPr>
                     <w:t xml:space="preserve">median only</w:t>
@@ -3553,25 +3560,25 @@
                       <w:rFonts w:ascii="Avenir Next" w:hAnsi="Avenir Next" w:cs="Avenir Next" w:eastAsia="Avenir Next"/>
                       <w:b/>
                       <w:color w:val="003A70"/>
+                      <w:sz w:val="22"/>
+                      <w:szCs w:val="19"/>
+                    </w:rPr>
+                    <w:t xml:space="preserve">C</w:t>
+                  </w:r>
+                  <w:r>
+                    <w:rPr>
+                      <w:rFonts w:ascii="Avenir Next" w:hAnsi="Avenir Next" w:cs="Avenir Next" w:eastAsia="Avenir Next"/>
+                      <w:color w:val="1A1A1A"/>
                       <w:sz w:val="19"/>
                       <w:szCs w:val="19"/>
                     </w:rPr>
-                    <w:t xml:space="preserve">C</w:t>
-                  </w:r>
-                  <w:r>
-                    <w:rPr>
-                      <w:rFonts w:ascii="Avenir Next" w:hAnsi="Avenir Next" w:cs="Avenir Next" w:eastAsia="Avenir Next"/>
-                      <w:color w:val="1A1A1A"/>
-                      <w:sz w:val="19"/>
-                      <w:szCs w:val="19"/>
-                    </w:rPr>
                     <w:tab/>
                   </w:r>
                   <w:r>
                     <w:rPr>
                       <w:rFonts w:ascii="Avenir Next" w:hAnsi="Avenir Next" w:cs="Avenir Next" w:eastAsia="Avenir Next"/>
                       <w:color w:val="1A1A1A"/>
-                      <w:sz w:val="19"/>
+                      <w:sz w:val="22"/>
                       <w:szCs w:val="19"/>
                     </w:rPr>
                     <w:t xml:space="preserve">greatest values</w:t>
@@ -3596,25 +3603,25 @@
                       <w:rFonts w:ascii="Avenir Next" w:hAnsi="Avenir Next" w:cs="Avenir Next" w:eastAsia="Avenir Next"/>
                       <w:b/>
                       <w:color w:val="003A70"/>
+                      <w:sz w:val="22"/>
+                      <w:szCs w:val="19"/>
+                    </w:rPr>
+                    <w:t xml:space="preserve">D</w:t>
+                  </w:r>
+                  <w:r>
+                    <w:rPr>
+                      <w:rFonts w:ascii="Avenir Next" w:hAnsi="Avenir Next" w:cs="Avenir Next" w:eastAsia="Avenir Next"/>
+                      <w:color w:val="1A1A1A"/>
                       <w:sz w:val="19"/>
                       <w:szCs w:val="19"/>
                     </w:rPr>
-                    <w:t xml:space="preserve">D</w:t>
-                  </w:r>
-                  <w:r>
-                    <w:rPr>
-                      <w:rFonts w:ascii="Avenir Next" w:hAnsi="Avenir Next" w:cs="Avenir Next" w:eastAsia="Avenir Next"/>
-                      <w:color w:val="1A1A1A"/>
-                      <w:sz w:val="19"/>
-                      <w:szCs w:val="19"/>
-                    </w:rPr>
                     <w:tab/>
                   </w:r>
                   <w:r>
                     <w:rPr>
                       <w:rFonts w:ascii="Avenir Next" w:hAnsi="Avenir Next" w:cs="Avenir Next" w:eastAsia="Avenir Next"/>
                       <w:color w:val="1A1A1A"/>
-                      <w:sz w:val="19"/>
+                      <w:sz w:val="22"/>
                       <w:szCs w:val="19"/>
                     </w:rPr>
                     <w:t xml:space="preserve">number of values</w:t>
@@ -3625,7 +3632,7 @@
           </w:tbl>
           <w:p>
             <w:pPr>
-              <w:spacing w:before="0" w:after="0" w:line="24" w:lineRule="auto"/>
+              <w:spacing w:before="0" w:after="0" w:line="50" w:lineRule="exact"/>
             </w:pPr>
           </w:p>
         </w:tc>
@@ -3633,12 +3640,12 @@
     </w:tbl>
     <w:p>
       <w:pPr>
-        <w:spacing w:before="0" w:after="0" w:line="20" w:lineRule="exact"/>
+        <w:spacing w:before="0" w:after="0" w:line="50" w:lineRule="exact"/>
       </w:pPr>
     </w:p>
     <w:p>
       <w:pPr>
-        <w:spacing w:before="0" w:after="0" w:line="20" w:lineRule="exact"/>
+        <w:spacing w:before="0" w:after="0" w:line="50" w:lineRule="exact"/>
       </w:pPr>
     </w:p>
     <w:tbl>
@@ -3688,25 +3695,25 @@
                 <w:rFonts w:ascii="Avenir Next" w:hAnsi="Avenir Next" w:cs="Avenir Next" w:eastAsia="Avenir Next"/>
                 <w:b/>
                 <w:color w:val="1A1A1A"/>
+                <w:sz w:val="22"/>
+                <w:szCs w:val="20"/>
+              </w:rPr>
+              <w:t xml:space="preserve">11.</w:t>
+            </w:r>
+            <w:r>
+              <w:rPr>
+                <w:rFonts w:ascii="Avenir Next" w:hAnsi="Avenir Next" w:cs="Avenir Next" w:eastAsia="Avenir Next"/>
+                <w:color w:val="1A1A1A"/>
                 <w:sz w:val="20"/>
                 <w:szCs w:val="20"/>
               </w:rPr>
-              <w:t xml:space="preserve">11.</w:t>
-            </w:r>
-            <w:r>
-              <w:rPr>
-                <w:rFonts w:ascii="Avenir Next" w:hAnsi="Avenir Next" w:cs="Avenir Next" w:eastAsia="Avenir Next"/>
-                <w:color w:val="1A1A1A"/>
-                <w:sz w:val="20"/>
-                <w:szCs w:val="20"/>
-              </w:rPr>
               <w:tab/>
             </w:r>
             <w:r>
               <w:rPr>
                 <w:rFonts w:ascii="Avenir Next" w:hAnsi="Avenir Next" w:cs="Avenir Next" w:eastAsia="Avenir Next"/>
                 <w:color w:val="1A1A1A"/>
-                <w:sz w:val="20"/>
+                <w:sz w:val="22"/>
                 <w:szCs w:val="20"/>
               </w:rPr>
               <w:t xml:space="preserve">Set A: median 60, IQR 5. Set B: median 60, IQR 18. Set A is —</w:t>
@@ -3762,25 +3769,25 @@
                       <w:rFonts w:ascii="Avenir Next" w:hAnsi="Avenir Next" w:cs="Avenir Next" w:eastAsia="Avenir Next"/>
                       <w:b/>
                       <w:color w:val="003A70"/>
+                      <w:sz w:val="22"/>
+                      <w:szCs w:val="19"/>
+                    </w:rPr>
+                    <w:t xml:space="preserve">A</w:t>
+                  </w:r>
+                  <w:r>
+                    <w:rPr>
+                      <w:rFonts w:ascii="Avenir Next" w:hAnsi="Avenir Next" w:cs="Avenir Next" w:eastAsia="Avenir Next"/>
+                      <w:color w:val="1A1A1A"/>
                       <w:sz w:val="19"/>
                       <w:szCs w:val="19"/>
                     </w:rPr>
-                    <w:t xml:space="preserve">A</w:t>
-                  </w:r>
-                  <w:r>
-                    <w:rPr>
-                      <w:rFonts w:ascii="Avenir Next" w:hAnsi="Avenir Next" w:cs="Avenir Next" w:eastAsia="Avenir Next"/>
-                      <w:color w:val="1A1A1A"/>
-                      <w:sz w:val="19"/>
-                      <w:szCs w:val="19"/>
-                    </w:rPr>
                     <w:tab/>
                   </w:r>
                   <w:r>
                     <w:rPr>
                       <w:rFonts w:ascii="Avenir Next" w:hAnsi="Avenir Next" w:cs="Avenir Next" w:eastAsia="Avenir Next"/>
                       <w:color w:val="1A1A1A"/>
-                      <w:sz w:val="19"/>
+                      <w:sz w:val="22"/>
                       <w:szCs w:val="19"/>
                     </w:rPr>
                     <w:t xml:space="preserve">higher</w:t>
@@ -3805,25 +3812,25 @@
                       <w:rFonts w:ascii="Avenir Next" w:hAnsi="Avenir Next" w:cs="Avenir Next" w:eastAsia="Avenir Next"/>
                       <w:b/>
                       <w:color w:val="003A70"/>
+                      <w:sz w:val="22"/>
+                      <w:szCs w:val="19"/>
+                    </w:rPr>
+                    <w:t xml:space="preserve">B</w:t>
+                  </w:r>
+                  <w:r>
+                    <w:rPr>
+                      <w:rFonts w:ascii="Avenir Next" w:hAnsi="Avenir Next" w:cs="Avenir Next" w:eastAsia="Avenir Next"/>
+                      <w:color w:val="1A1A1A"/>
                       <w:sz w:val="19"/>
                       <w:szCs w:val="19"/>
                     </w:rPr>
-                    <w:t xml:space="preserve">B</w:t>
-                  </w:r>
-                  <w:r>
-                    <w:rPr>
-                      <w:rFonts w:ascii="Avenir Next" w:hAnsi="Avenir Next" w:cs="Avenir Next" w:eastAsia="Avenir Next"/>
-                      <w:color w:val="1A1A1A"/>
-                      <w:sz w:val="19"/>
-                      <w:szCs w:val="19"/>
-                    </w:rPr>
                     <w:tab/>
                   </w:r>
                   <w:r>
                     <w:rPr>
                       <w:rFonts w:ascii="Avenir Next" w:hAnsi="Avenir Next" w:cs="Avenir Next" w:eastAsia="Avenir Next"/>
                       <w:color w:val="1A1A1A"/>
-                      <w:sz w:val="19"/>
+                      <w:sz w:val="22"/>
                       <w:szCs w:val="19"/>
                     </w:rPr>
                     <w:t xml:space="preserve">more consistent</w:t>
@@ -3848,25 +3855,25 @@
                       <w:rFonts w:ascii="Avenir Next" w:hAnsi="Avenir Next" w:cs="Avenir Next" w:eastAsia="Avenir Next"/>
                       <w:b/>
                       <w:color w:val="003A70"/>
+                      <w:sz w:val="22"/>
+                      <w:szCs w:val="19"/>
+                    </w:rPr>
+                    <w:t xml:space="preserve">C</w:t>
+                  </w:r>
+                  <w:r>
+                    <w:rPr>
+                      <w:rFonts w:ascii="Avenir Next" w:hAnsi="Avenir Next" w:cs="Avenir Next" w:eastAsia="Avenir Next"/>
+                      <w:color w:val="1A1A1A"/>
                       <w:sz w:val="19"/>
                       <w:szCs w:val="19"/>
                     </w:rPr>
-                    <w:t xml:space="preserve">C</w:t>
-                  </w:r>
-                  <w:r>
-                    <w:rPr>
-                      <w:rFonts w:ascii="Avenir Next" w:hAnsi="Avenir Next" w:cs="Avenir Next" w:eastAsia="Avenir Next"/>
-                      <w:color w:val="1A1A1A"/>
-                      <w:sz w:val="19"/>
-                      <w:szCs w:val="19"/>
-                    </w:rPr>
                     <w:tab/>
                   </w:r>
                   <w:r>
                     <w:rPr>
                       <w:rFonts w:ascii="Avenir Next" w:hAnsi="Avenir Next" w:cs="Avenir Next" w:eastAsia="Avenir Next"/>
                       <w:color w:val="1A1A1A"/>
-                      <w:sz w:val="19"/>
+                      <w:sz w:val="22"/>
                       <w:szCs w:val="19"/>
                     </w:rPr>
                     <w:t xml:space="preserve">more spread out</w:t>
@@ -3891,25 +3898,25 @@
                       <w:rFonts w:ascii="Avenir Next" w:hAnsi="Avenir Next" w:cs="Avenir Next" w:eastAsia="Avenir Next"/>
                       <w:b/>
                       <w:color w:val="003A70"/>
+                      <w:sz w:val="22"/>
+                      <w:szCs w:val="19"/>
+                    </w:rPr>
+                    <w:t xml:space="preserve">D</w:t>
+                  </w:r>
+                  <w:r>
+                    <w:rPr>
+                      <w:rFonts w:ascii="Avenir Next" w:hAnsi="Avenir Next" w:cs="Avenir Next" w:eastAsia="Avenir Next"/>
+                      <w:color w:val="1A1A1A"/>
                       <w:sz w:val="19"/>
                       <w:szCs w:val="19"/>
                     </w:rPr>
-                    <w:t xml:space="preserve">D</w:t>
-                  </w:r>
-                  <w:r>
-                    <w:rPr>
-                      <w:rFonts w:ascii="Avenir Next" w:hAnsi="Avenir Next" w:cs="Avenir Next" w:eastAsia="Avenir Next"/>
-                      <w:color w:val="1A1A1A"/>
-                      <w:sz w:val="19"/>
-                      <w:szCs w:val="19"/>
-                    </w:rPr>
                     <w:tab/>
                   </w:r>
                   <w:r>
                     <w:rPr>
                       <w:rFonts w:ascii="Avenir Next" w:hAnsi="Avenir Next" w:cs="Avenir Next" w:eastAsia="Avenir Next"/>
                       <w:color w:val="1A1A1A"/>
-                      <w:sz w:val="19"/>
+                      <w:sz w:val="22"/>
                       <w:szCs w:val="19"/>
                     </w:rPr>
                     <w:t xml:space="preserve">lower</w:t>
@@ -3920,7 +3927,7 @@
           </w:tbl>
           <w:p>
             <w:pPr>
-              <w:spacing w:before="0" w:after="0" w:line="24" w:lineRule="auto"/>
+              <w:spacing w:before="0" w:after="0" w:line="50" w:lineRule="exact"/>
             </w:pPr>
           </w:p>
         </w:tc>
@@ -3928,11 +3935,12 @@
     </w:tbl>
     <w:p>
       <w:pPr>
-        <w:spacing w:before="0" w:after="0" w:line="20" w:lineRule="exact"/>
+        <w:spacing w:before="0" w:after="0" w:line="50" w:lineRule="exact"/>
       </w:pPr>
     </w:p>
     <w:p>
       <w:pPr>
+        <w:pStyle w:val="Heading2"/>
         <w:keepNext/>
         <w:pBdr>
           <w:bottom w:val="single" w:sz="8" w:space="3" w:color="003A70"/>
@@ -3948,7 +3956,7 @@
           <w:b/>
           <w:color w:val="003A70"/>
           <w:spacing w:val="14"/>
-          <w:sz w:val="19"/>
+          <w:sz w:val="22"/>
           <w:szCs w:val="19"/>
         </w:rPr>
         <w:t xml:space="preserve">SELF-CHECK CODE</w:t>
@@ -3967,7 +3975,7 @@
           <w:rFonts w:ascii="Avenir Next" w:hAnsi="Avenir Next" w:cs="Avenir Next" w:eastAsia="Avenir Next"/>
           <w:i/>
           <w:color w:val="5A5F66"/>
-          <w:sz w:val="17"/>
+          <w:sz w:val="22"/>
           <w:szCs w:val="17"/>
         </w:rPr>
         <w:t xml:space="preserve">find your answer · copy its letter into that problem’s box · spell a math word</w:t>
@@ -4026,7 +4034,7 @@
                 <w:rFonts w:ascii="Avenir Next" w:hAnsi="Avenir Next" w:cs="Avenir Next" w:eastAsia="Avenir Next"/>
                 <w:b/>
                 <w:color w:val="1A1A1A"/>
-                <w:sz w:val="18"/>
+                <w:sz w:val="22"/>
                 <w:szCs w:val="18"/>
               </w:rPr>
               <w:t xml:space="preserve">Month 2</w:t>
@@ -4042,7 +4050,7 @@
                 <w:rFonts w:ascii="Avenir Next" w:hAnsi="Avenir Next" w:cs="Avenir Next" w:eastAsia="Avenir Next"/>
                 <w:b/>
                 <w:color w:val="003A70"/>
-                <w:sz w:val="18"/>
+                <w:sz w:val="22"/>
                 <w:szCs w:val="18"/>
               </w:rPr>
               <w:t xml:space="preserve">T</w:t>
@@ -4065,7 +4073,7 @@
                 <w:rFonts w:ascii="Avenir Next" w:hAnsi="Avenir Next" w:cs="Avenir Next" w:eastAsia="Avenir Next"/>
                 <w:b/>
                 <w:color w:val="1A1A1A"/>
-                <w:sz w:val="18"/>
+                <w:sz w:val="22"/>
                 <w:szCs w:val="18"/>
               </w:rPr>
               <w:t xml:space="preserve">12</w:t>
@@ -4081,7 +4089,7 @@
                 <w:rFonts w:ascii="Avenir Next" w:hAnsi="Avenir Next" w:cs="Avenir Next" w:eastAsia="Avenir Next"/>
                 <w:b/>
                 <w:color w:val="003A70"/>
-                <w:sz w:val="18"/>
+                <w:sz w:val="22"/>
                 <w:szCs w:val="18"/>
               </w:rPr>
               <w:t xml:space="preserve">N</w:t>
@@ -4104,7 +4112,7 @@
                 <w:rFonts w:ascii="Avenir Next" w:hAnsi="Avenir Next" w:cs="Avenir Next" w:eastAsia="Avenir Next"/>
                 <w:b/>
                 <w:color w:val="1A1A1A"/>
-                <w:sz w:val="18"/>
+                <w:sz w:val="22"/>
                 <w:szCs w:val="18"/>
               </w:rPr>
               <w:t xml:space="preserve">5</w:t>
@@ -4120,7 +4128,7 @@
                 <w:rFonts w:ascii="Avenir Next" w:hAnsi="Avenir Next" w:cs="Avenir Next" w:eastAsia="Avenir Next"/>
                 <w:b/>
                 <w:color w:val="003A70"/>
-                <w:sz w:val="18"/>
+                <w:sz w:val="22"/>
                 <w:szCs w:val="18"/>
               </w:rPr>
               <w:t xml:space="preserve">E</w:t>
@@ -4143,7 +4151,7 @@
                 <w:rFonts w:ascii="Avenir Next" w:hAnsi="Avenir Next" w:cs="Avenir Next" w:eastAsia="Avenir Next"/>
                 <w:b/>
                 <w:color w:val="1A1A1A"/>
-                <w:sz w:val="18"/>
+                <w:sz w:val="22"/>
                 <w:szCs w:val="18"/>
               </w:rPr>
               <w:t xml:space="preserve">Month 1</w:t>
@@ -4159,7 +4167,7 @@
                 <w:rFonts w:ascii="Avenir Next" w:hAnsi="Avenir Next" w:cs="Avenir Next" w:eastAsia="Avenir Next"/>
                 <w:b/>
                 <w:color w:val="003A70"/>
-                <w:sz w:val="18"/>
+                <w:sz w:val="22"/>
                 <w:szCs w:val="18"/>
               </w:rPr>
               <w:t xml:space="preserve">Z</w:t>
@@ -4182,7 +4190,7 @@
                 <w:rFonts w:ascii="Avenir Next" w:hAnsi="Avenir Next" w:cs="Avenir Next" w:eastAsia="Avenir Next"/>
                 <w:b/>
                 <w:color w:val="1A1A1A"/>
-                <w:sz w:val="18"/>
+                <w:sz w:val="22"/>
                 <w:szCs w:val="18"/>
               </w:rPr>
               <w:t xml:space="preserve">16</w:t>
@@ -4198,7 +4206,7 @@
                 <w:rFonts w:ascii="Avenir Next" w:hAnsi="Avenir Next" w:cs="Avenir Next" w:eastAsia="Avenir Next"/>
                 <w:b/>
                 <w:color w:val="003A70"/>
-                <w:sz w:val="18"/>
+                <w:sz w:val="22"/>
                 <w:szCs w:val="18"/>
               </w:rPr>
               <w:t xml:space="preserve">R</w:t>
@@ -4221,7 +4229,7 @@
                 <w:rFonts w:ascii="Avenir Next" w:hAnsi="Avenir Next" w:cs="Avenir Next" w:eastAsia="Avenir Next"/>
                 <w:b/>
                 <w:color w:val="1A1A1A"/>
-                <w:sz w:val="18"/>
+                <w:sz w:val="22"/>
                 <w:szCs w:val="18"/>
               </w:rPr>
               <w:t xml:space="preserve">Method 2</w:t>
@@ -4237,7 +4245,7 @@
                 <w:rFonts w:ascii="Avenir Next" w:hAnsi="Avenir Next" w:cs="Avenir Next" w:eastAsia="Avenir Next"/>
                 <w:b/>
                 <w:color w:val="003A70"/>
-                <w:sz w:val="18"/>
+                <w:sz w:val="22"/>
                 <w:szCs w:val="18"/>
               </w:rPr>
               <w:t xml:space="preserve">S</w:t>
@@ -4260,7 +4268,7 @@
                 <w:rFonts w:ascii="Avenir Next" w:hAnsi="Avenir Next" w:cs="Avenir Next" w:eastAsia="Avenir Next"/>
                 <w:b/>
                 <w:color w:val="1A1A1A"/>
-                <w:sz w:val="18"/>
+                <w:sz w:val="22"/>
                 <w:szCs w:val="18"/>
               </w:rPr>
               <w:t xml:space="preserve">Line 2</w:t>
@@ -4276,7 +4284,7 @@
                 <w:rFonts w:ascii="Avenir Next" w:hAnsi="Avenir Next" w:cs="Avenir Next" w:eastAsia="Avenir Next"/>
                 <w:b/>
                 <w:color w:val="003A70"/>
-                <w:sz w:val="18"/>
+                <w:sz w:val="22"/>
                 <w:szCs w:val="18"/>
               </w:rPr>
               <w:t xml:space="preserve">Q</w:t>
@@ -4299,7 +4307,7 @@
                 <w:rFonts w:ascii="Avenir Next" w:hAnsi="Avenir Next" w:cs="Avenir Next" w:eastAsia="Avenir Next"/>
                 <w:b/>
                 <w:color w:val="1A1A1A"/>
-                <w:sz w:val="18"/>
+                <w:sz w:val="22"/>
                 <w:szCs w:val="18"/>
               </w:rPr>
               <w:t xml:space="preserve">8</w:t>
@@ -4315,7 +4323,7 @@
                 <w:rFonts w:ascii="Avenir Next" w:hAnsi="Avenir Next" w:cs="Avenir Next" w:eastAsia="Avenir Next"/>
                 <w:b/>
                 <w:color w:val="003A70"/>
-                <w:sz w:val="18"/>
+                <w:sz w:val="22"/>
                 <w:szCs w:val="18"/>
               </w:rPr>
               <w:t xml:space="preserve">E</w:t>
@@ -4338,7 +4346,7 @@
                 <w:rFonts w:ascii="Avenir Next" w:hAnsi="Avenir Next" w:cs="Avenir Next" w:eastAsia="Avenir Next"/>
                 <w:b/>
                 <w:color w:val="1A1A1A"/>
-                <w:sz w:val="18"/>
+                <w:sz w:val="22"/>
                 <w:szCs w:val="18"/>
               </w:rPr>
               <w:t xml:space="preserve">22</w:t>
@@ -4354,7 +4362,7 @@
                 <w:rFonts w:ascii="Avenir Next" w:hAnsi="Avenir Next" w:cs="Avenir Next" w:eastAsia="Avenir Next"/>
                 <w:b/>
                 <w:color w:val="003A70"/>
-                <w:sz w:val="18"/>
+                <w:sz w:val="22"/>
                 <w:szCs w:val="18"/>
               </w:rPr>
               <w:t xml:space="preserve">X</w:t>
@@ -4377,7 +4385,7 @@
                 <w:rFonts w:ascii="Avenir Next" w:hAnsi="Avenir Next" w:cs="Avenir Next" w:eastAsia="Avenir Next"/>
                 <w:b/>
                 <w:color w:val="1A1A1A"/>
-                <w:sz w:val="18"/>
+                <w:sz w:val="22"/>
                 <w:szCs w:val="18"/>
               </w:rPr>
               <w:t xml:space="preserve">Line 1</w:t>
@@ -4393,7 +4401,7 @@
                 <w:rFonts w:ascii="Avenir Next" w:hAnsi="Avenir Next" w:cs="Avenir Next" w:eastAsia="Avenir Next"/>
                 <w:b/>
                 <w:color w:val="003A70"/>
-                <w:sz w:val="18"/>
+                <w:sz w:val="22"/>
                 <w:szCs w:val="18"/>
               </w:rPr>
               <w:t xml:space="preserve">C</w:t>
@@ -4404,7 +4412,7 @@
     </w:tbl>
     <w:p>
       <w:pPr>
-        <w:spacing w:before="0" w:after="0" w:line="60" w:lineRule="auto"/>
+        <w:spacing w:before="0" w:after="0" w:line="50" w:lineRule="exact"/>
       </w:pPr>
     </w:p>
     <w:tbl>
@@ -4593,7 +4601,7 @@
     </w:tbl>
     <w:p>
       <w:pPr>
-        <w:spacing w:before="0" w:after="0" w:line="40" w:lineRule="auto"/>
+        <w:spacing w:before="0" w:after="0" w:line="50" w:lineRule="exact"/>
       </w:pPr>
     </w:p>
     <w:tbl>
@@ -4635,6 +4643,7 @@
           </w:tcPr>
           <w:p>
             <w:pPr>
+              <w:pStyle w:val="Heading2"/>
               <w:spacing w:before="0" w:after="0" w:line="240" w:lineRule="auto"/>
             </w:pPr>
             <w:r>
@@ -4672,7 +4681,7 @@
               <w:rPr>
                 <w:rFonts w:ascii="Avenir Next" w:hAnsi="Avenir Next" w:cs="Avenir Next" w:eastAsia="Avenir Next"/>
                 <w:color w:val="1A1A1A"/>
-                <w:sz w:val="17"/>
+                <w:sz w:val="22"/>
                 <w:szCs w:val="17"/>
               </w:rPr>
               <w:t xml:space="preserve">  I can do this on my own</w:t>
@@ -4701,7 +4710,7 @@
               <w:rPr>
                 <w:rFonts w:ascii="Avenir Next" w:hAnsi="Avenir Next" w:cs="Avenir Next" w:eastAsia="Avenir Next"/>
                 <w:color w:val="1A1A1A"/>
-                <w:sz w:val="17"/>
+                <w:sz w:val="22"/>
                 <w:szCs w:val="17"/>
               </w:rPr>
               <w:t xml:space="preserve">  I need a little help</w:t>
@@ -4730,7 +4739,7 @@
               <w:rPr>
                 <w:rFonts w:ascii="Avenir Next" w:hAnsi="Avenir Next" w:cs="Avenir Next" w:eastAsia="Avenir Next"/>
                 <w:color w:val="1A1A1A"/>
-                <w:sz w:val="17"/>
+                <w:sz w:val="22"/>
                 <w:szCs w:val="17"/>
               </w:rPr>
               <w:t xml:space="preserve">  I have a question about #</w:t>
@@ -4751,7 +4760,7 @@
     </w:tbl>
     <w:p>
       <w:pPr>
-        <w:spacing w:before="0" w:after="0" w:line="20" w:lineRule="exact"/>
+        <w:spacing w:before="0" w:after="0" w:line="50" w:lineRule="exact"/>
       </w:pPr>
     </w:p>
     <w:sectPr>
@@ -4837,7 +4846,106 @@
               <w:sz w:val="15"/>
               <w:szCs w:val="15"/>
             </w:rPr>
-            <w:t xml:space="preserve">Lesson 2-3  ·  Session 2  ·  Practice Form A</w:t>
+            <w:t xml:space="preserve">2-6 · Page </w:t>
+          </w:r>
+          <w:r>
+            <w:rPr>
+              <w:rFonts w:ascii="Avenir Next" w:hAnsi="Avenir Next" w:cs="Avenir Next" w:eastAsia="Avenir Next"/>
+              <w:color w:val="5A5F66"/>
+              <w:sz w:val="15"/>
+              <w:szCs w:val="15"/>
+            </w:rPr>
+            <w:fldChar w:fldCharType="begin"/>
+          </w:r>
+          <w:r>
+            <w:rPr>
+              <w:rFonts w:ascii="Avenir Next" w:hAnsi="Avenir Next" w:cs="Avenir Next" w:eastAsia="Avenir Next"/>
+              <w:color w:val="5A5F66"/>
+              <w:sz w:val="15"/>
+              <w:szCs w:val="15"/>
+            </w:rPr>
+            <w:instrText xml:space="preserve"> PAGE </w:instrText>
+          </w:r>
+          <w:r>
+            <w:rPr>
+              <w:rFonts w:ascii="Avenir Next" w:hAnsi="Avenir Next" w:cs="Avenir Next" w:eastAsia="Avenir Next"/>
+              <w:color w:val="5A5F66"/>
+              <w:sz w:val="15"/>
+              <w:szCs w:val="15"/>
+            </w:rPr>
+            <w:fldChar w:fldCharType="separate"/>
+          </w:r>
+          <w:r>
+            <w:rPr>
+              <w:rFonts w:ascii="Avenir Next" w:hAnsi="Avenir Next" w:cs="Avenir Next" w:eastAsia="Avenir Next"/>
+              <w:color w:val="5A5F66"/>
+              <w:sz w:val="15"/>
+              <w:szCs w:val="15"/>
+            </w:rPr>
+            <w:t xml:space="preserve">1</w:t>
+          </w:r>
+          <w:r>
+            <w:rPr>
+              <w:rFonts w:ascii="Avenir Next" w:hAnsi="Avenir Next" w:cs="Avenir Next" w:eastAsia="Avenir Next"/>
+              <w:color w:val="5A5F66"/>
+              <w:sz w:val="15"/>
+              <w:szCs w:val="15"/>
+            </w:rPr>
+            <w:fldChar w:fldCharType="end"/>
+          </w:r>
+          <w:r>
+            <w:rPr>
+              <w:rFonts w:ascii="Avenir Next" w:hAnsi="Avenir Next" w:cs="Avenir Next" w:eastAsia="Avenir Next"/>
+              <w:color w:val="5A5F66"/>
+              <w:sz w:val="15"/>
+              <w:szCs w:val="15"/>
+            </w:rPr>
+            <w:t xml:space="preserve"> of </w:t>
+          </w:r>
+          <w:r>
+            <w:rPr>
+              <w:rFonts w:ascii="Avenir Next" w:hAnsi="Avenir Next" w:cs="Avenir Next" w:eastAsia="Avenir Next"/>
+              <w:color w:val="5A5F66"/>
+              <w:sz w:val="15"/>
+              <w:szCs w:val="15"/>
+            </w:rPr>
+            <w:fldChar w:fldCharType="begin"/>
+          </w:r>
+          <w:r>
+            <w:rPr>
+              <w:rFonts w:ascii="Avenir Next" w:hAnsi="Avenir Next" w:cs="Avenir Next" w:eastAsia="Avenir Next"/>
+              <w:color w:val="5A5F66"/>
+              <w:sz w:val="15"/>
+              <w:szCs w:val="15"/>
+            </w:rPr>
+            <w:instrText xml:space="preserve"> NUMPAGES </w:instrText>
+          </w:r>
+          <w:r>
+            <w:rPr>
+              <w:rFonts w:ascii="Avenir Next" w:hAnsi="Avenir Next" w:cs="Avenir Next" w:eastAsia="Avenir Next"/>
+              <w:color w:val="5A5F66"/>
+              <w:sz w:val="15"/>
+              <w:szCs w:val="15"/>
+            </w:rPr>
+            <w:fldChar w:fldCharType="separate"/>
+          </w:r>
+          <w:r>
+            <w:rPr>
+              <w:rFonts w:ascii="Avenir Next" w:hAnsi="Avenir Next" w:cs="Avenir Next" w:eastAsia="Avenir Next"/>
+              <w:color w:val="5A5F66"/>
+              <w:sz w:val="15"/>
+              <w:szCs w:val="15"/>
+            </w:rPr>
+            <w:t xml:space="preserve">1</w:t>
+          </w:r>
+          <w:r>
+            <w:rPr>
+              <w:rFonts w:ascii="Avenir Next" w:hAnsi="Avenir Next" w:cs="Avenir Next" w:eastAsia="Avenir Next"/>
+              <w:color w:val="5A5F66"/>
+              <w:sz w:val="15"/>
+              <w:szCs w:val="15"/>
+            </w:rPr>
+            <w:fldChar w:fldCharType="end"/>
           </w:r>
         </w:p>
       </w:tc>
@@ -4880,5 +4988,23 @@
       </w:tblCellMar>
     </w:tblPr>
   </w:style>
+  <w:style w:type="paragraph" w:styleId="Heading1">
+    <w:name w:val="heading 1"/>
+    <w:basedOn w:val="Normal"/>
+    <w:pPr>
+      <w:outlineLvl w:val="0"/>
+      <w:keepNext w:val="0"/>
+      <w:keepLines w:val="0"/>
+    </w:pPr>
+  </w:style>
+  <w:style w:type="paragraph" w:styleId="Heading2">
+    <w:name w:val="heading 2"/>
+    <w:basedOn w:val="Normal"/>
+    <w:pPr>
+      <w:outlineLvl w:val="1"/>
+      <w:keepNext w:val="0"/>
+      <w:keepLines w:val="0"/>
+    </w:pPr>
+  </w:style>
 </w:styles>
 </file>